--- a/docs/brochure-vtc-grand-compte-2026-05.docx
+++ b/docs/brochure-vtc-grand-compte-2026-05.docx
@@ -551,7 +551,7 @@
           <w:b/>
           <w:bCs/>
         </w:rPr>
-        <w:t xml:space="preserve">Livraison 3 h chrono à Abidjan</w:t>
+        <w:t xml:space="preserve">Livraison express à Abidjan : 3 heures, 6 heures maximum</w:t>
       </w:r>
       <w:r>
         <w:t xml:space="preserve"> </w:t>
@@ -573,35 +573,13 @@
           <w:b/>
           <w:bCs/>
         </w:rPr>
-        <w:t xml:space="preserve">Livraison J+1 garantie hors Abidjan</w:t>
-      </w:r>
-      <w:r>
-        <w:t xml:space="preserve"> </w:t>
-      </w:r>
-      <w:r>
-        <w:t xml:space="preserve">(San-Pédro, Bouaké, Yamoussoukro, Korhogo) vs J+2/J+3 standard.</w:t>
-      </w:r>
-    </w:p>
-    <w:p>
-      <w:pPr>
-        <w:pStyle w:val="Compact"/>
-        <w:numPr>
-          <w:ilvl w:val="0"/>
-          <w:numId w:val="1005"/>
-        </w:numPr>
-      </w:pPr>
-      <w:r>
-        <w:rPr>
-          <w:b/>
-          <w:bCs/>
-        </w:rPr>
-        <w:t xml:space="preserve">SLA monétisé</w:t>
-      </w:r>
-      <w:r>
-        <w:t xml:space="preserve"> </w:t>
-      </w:r>
-      <w:r>
-        <w:t xml:space="preserve">: remboursement intégral des frais + 5 000 F de crédit en cas de breach.</w:t>
+        <w:t xml:space="preserve">Livraison prioritaire hors Abidjan</w:t>
+      </w:r>
+      <w:r>
+        <w:t xml:space="preserve"> </w:t>
+      </w:r>
+      <w:r>
+        <w:t xml:space="preserve">(San-Pédro, Bouaké, Yamoussoukro, Korhogo), plus rapide que le standard.</w:t>
       </w:r>
     </w:p>
     <w:p>

--- a/docs/brochure-vtc-grand-compte-2026-05.docx
+++ b/docs/brochure-vtc-grand-compte-2026-05.docx
@@ -2,7 +2,7 @@
 <file path=word/document.xml><?xml version="1.0" encoding="utf-8"?>
 <w:document xmlns:w="http://schemas.openxmlformats.org/wordprocessingml/2006/main" xmlns:m="http://schemas.openxmlformats.org/officeDocument/2006/math" xmlns:r="http://schemas.openxmlformats.org/officeDocument/2006/relationships" xmlns:o="urn:schemas-microsoft-com:office:office" xmlns:v="urn:schemas-microsoft-com:vml" xmlns:w10="urn:schemas-microsoft-com:office:word" xmlns:a="http://schemas.openxmlformats.org/drawingml/2006/main" xmlns:pic="http://schemas.openxmlformats.org/drawingml/2006/picture" xmlns:wp="http://schemas.openxmlformats.org/drawingml/2006/wordprocessingDrawing">
   <w:body>
-    <w:bookmarkStart w:id="32" w:name="X136b036476e49071127b20c698f9f2120c71837"/>
+    <w:bookmarkStart w:id="21" w:name="X136b036476e49071127b20c698f9f2120c71837"/>
     <w:p>
       <w:pPr>
         <w:pStyle w:val="Heading1"/>
@@ -63,7 +63,7 @@
         <w:t xml:space="preserve">et veulent reprendre le contrôle sur leur budget pièces, leur taux d'immobilisation et leur conformité fiscale.</w:t>
       </w:r>
     </w:p>
-    <w:bookmarkStart w:id="20" w:name="le-problème-à-votre-échelle"/>
+    <w:bookmarkStart w:id="9" w:name="le-problème-à-votre-échelle"/>
     <w:p>
       <w:pPr>
         <w:pStyle w:val="Heading2"/>
@@ -230,8 +230,8 @@
         <w:t xml:space="preserve">.</w:t>
       </w:r>
     </w:p>
-    <w:bookmarkEnd w:id="20"/>
-    <w:bookmarkStart w:id="26" w:name="ce-que-pièces-apporte-à-votre-échelle"/>
+    <w:bookmarkEnd w:id="9"/>
+    <w:bookmarkStart w:id="15" w:name="ce-que-pièces-apporte-à-votre-échelle"/>
     <w:p>
       <w:pPr>
         <w:pStyle w:val="Heading2"/>
@@ -240,7 +240,7 @@
         <w:t xml:space="preserve">Ce que Pièces apporte à votre échelle</w:t>
       </w:r>
     </w:p>
-    <w:bookmarkStart w:id="21" w:name="Xd76271913120d7ebca01b634aed40b666237d53"/>
+    <w:bookmarkStart w:id="10" w:name="Xd76271913120d7ebca01b634aed40b666237d53"/>
     <w:p>
       <w:pPr>
         <w:pStyle w:val="Heading3"/>
@@ -257,8 +257,8 @@
         <w:t xml:space="preserve">Plus de 200 fournisseurs Abidjan + intérieur, comparateur multi-fournisseurs sur chaque référence, garantie pièce intermédiée par Pièces, workflow de retours structuré. Vos chauffeurs et garagistes accèdent au même catalogue, au même prix, partout en Côte d'Ivoire.</w:t>
       </w:r>
     </w:p>
-    <w:bookmarkEnd w:id="21"/>
-    <w:bookmarkStart w:id="22" w:name="Xbe792bfe7449c2e031de90abe28d0a1af670fc4"/>
+    <w:bookmarkEnd w:id="10"/>
+    <w:bookmarkStart w:id="11" w:name="Xbe792bfe7449c2e031de90abe28d0a1af670fc4"/>
     <w:p>
       <w:pPr>
         <w:pStyle w:val="Heading3"/>
@@ -355,8 +355,8 @@
         <w:t xml:space="preserve">— coût/km, par catégorie, exports CSV par flotte ou par centre.</w:t>
       </w:r>
     </w:p>
-    <w:bookmarkEnd w:id="22"/>
-    <w:bookmarkStart w:id="23" w:name="X95173cec2dde985d82a5174d3a81b64c601a9f5"/>
+    <w:bookmarkEnd w:id="11"/>
+    <w:bookmarkStart w:id="12" w:name="X95173cec2dde985d82a5174d3a81b64c601a9f5"/>
     <w:p>
       <w:pPr>
         <w:pStyle w:val="Heading3"/>
@@ -431,8 +431,8 @@
         <w:t xml:space="preserve">: gestionnaire central, gestionnaire de centre, mécanicien, comptable, chauffeur — chacun voit ce qui le concerne, signe ce qu'il a le droit de signer.</w:t>
       </w:r>
     </w:p>
-    <w:bookmarkEnd w:id="23"/>
-    <w:bookmarkStart w:id="24" w:name="Xeb975253f5062849cd91c45b28359c06da38888"/>
+    <w:bookmarkEnd w:id="12"/>
+    <w:bookmarkStart w:id="13" w:name="Xeb975253f5062849cd91c45b28359c06da38888"/>
     <w:p>
       <w:pPr>
         <w:pStyle w:val="Heading3"/>
@@ -520,8 +520,8 @@
         <w:t xml:space="preserve">.</w:t>
       </w:r>
     </w:p>
-    <w:bookmarkEnd w:id="24"/>
-    <w:bookmarkStart w:id="25" w:name="Xe15db232a94de32d6b2dc613c1033bc78e4809f"/>
+    <w:bookmarkEnd w:id="13"/>
+    <w:bookmarkStart w:id="14" w:name="Xe15db232a94de32d6b2dc613c1033bc78e4809f"/>
     <w:p>
       <w:pPr>
         <w:pStyle w:val="Heading3"/>
@@ -626,9 +626,9 @@
         <w:t xml:space="preserve">: un appel, Pièces trouve la pièce et l'achemine — même si elle n'est pas au catalogue.</w:t>
       </w:r>
     </w:p>
-    <w:bookmarkEnd w:id="25"/>
-    <w:bookmarkEnd w:id="26"/>
-    <w:bookmarkStart w:id="27" w:name="léconomie-projetée-pour-6-000-véhicules"/>
+    <w:bookmarkEnd w:id="14"/>
+    <w:bookmarkEnd w:id="15"/>
+    <w:bookmarkStart w:id="16" w:name="léconomie-projetée-pour-6-000-véhicules"/>
     <w:p>
       <w:pPr>
         <w:pStyle w:val="Heading2"/>
@@ -1069,8 +1069,8 @@
         <w:t xml:space="preserve">: −52 à +88 M FCFA/an — le pari de Flotte Pro + se joue sur l'économie d'immobilisation (chaque jour de panne évité supplémentaire vaut 150 M F à l'échelle de la flotte).</w:t>
       </w:r>
     </w:p>
-    <w:bookmarkEnd w:id="27"/>
-    <w:bookmarkStart w:id="28" w:name="pourquoi-maintenant"/>
+    <w:bookmarkEnd w:id="16"/>
+    <w:bookmarkStart w:id="17" w:name="pourquoi-maintenant"/>
     <w:p>
       <w:pPr>
         <w:pStyle w:val="Heading2"/>
@@ -1173,8 +1173,8 @@
         <w:t xml:space="preserve">Votre coût pièces ne peut pas croître au même rythme.</w:t>
       </w:r>
     </w:p>
-    <w:bookmarkEnd w:id="28"/>
-    <w:bookmarkStart w:id="29" w:name="prochaines-étapes"/>
+    <w:bookmarkEnd w:id="17"/>
+    <w:bookmarkStart w:id="18" w:name="prochaines-étapes"/>
     <w:p>
       <w:pPr>
         <w:pStyle w:val="Heading2"/>
@@ -1271,8 +1271,8 @@
         <w:t xml:space="preserve">sur les 6 000 véhicules — accompagnement Pièces (un Liaison senior dédié), import CSV de la flotte, formation des centres de maintenance, intégration aux outils existants.</w:t>
       </w:r>
     </w:p>
-    <w:bookmarkEnd w:id="29"/>
-    <w:bookmarkStart w:id="31" w:name="contact"/>
+    <w:bookmarkEnd w:id="18"/>
+    <w:bookmarkStart w:id="20" w:name="contact"/>
     <w:p>
       <w:pPr>
         <w:pStyle w:val="Heading2"/>
@@ -1301,7 +1301,7 @@
       <w:r>
         <w:t xml:space="preserve"> </w:t>
       </w:r>
-      <w:hyperlink r:id="rId30">
+      <w:hyperlink r:id="rId19">
         <w:r>
           <w:rPr>
             <w:rStyle w:val="Hyperlink"/>
@@ -1322,9 +1322,13 @@
         <w:t xml:space="preserve">Ce document est confidentiel et destiné exclusivement à [Nom de l'entreprise VTC]. Les projections sont indicatives et fondées sur des hypothèses prudentes d'usage VTC heavy-use ; l'offre commerciale finale sera adaptée après audit du parc.</w:t>
       </w:r>
     </w:p>
-    <w:bookmarkEnd w:id="31"/>
-    <w:bookmarkEnd w:id="32"/>
-    <w:sectPr/>
+    <w:bookmarkEnd w:id="20"/>
+    <w:bookmarkEnd w:id="21"/>
+    <w:sectPr>
+      <w:footnotePr>
+        <w:numRestart w:val="eachSect"/>
+      </w:footnotePr>
+    </w:sectPr>
   </w:body>
 </w:document>
 </file>
@@ -1680,10 +1684,10 @@
   <w:docDefaults>
     <w:rPrDefault>
       <w:rPr>
-        <w:rFonts w:asciiTheme="minorHAnsi" w:cstheme="minorBidi" w:eastAsiaTheme="minorHAnsi" w:hAnsiTheme="minorHAnsi"/>
+        <w:rFonts w:asciiTheme="minorHAnsi" w:cstheme="minorBidi" w:eastAsiaTheme="minorEastAsia" w:hAnsiTheme="minorHAnsi"/>
         <w:sz w:val="24"/>
         <w:szCs w:val="24"/>
-        <w:lang w:bidi="ar-SA" w:eastAsia="en-US" w:val="en-US"/>
+        <w:lang w:bidi="ar-SA" w:eastAsia="zh-CN" w:val="en-US"/>
       </w:rPr>
     </w:rPrDefault>
     <w:pPrDefault>
@@ -1735,8 +1739,6 @@
     </w:pPr>
     <w:rPr>
       <w:rFonts w:asciiTheme="majorHAnsi" w:cstheme="majorBidi" w:eastAsiaTheme="majorEastAsia" w:hAnsiTheme="majorHAnsi"/>
-      <w:spacing w:val="-10"/>
-      <w:kern w:val="28"/>
       <w:sz w:val="56"/>
       <w:szCs w:val="56"/>
     </w:rPr>
@@ -1749,8 +1751,6 @@
     <w:rsid w:val="00A10FD9"/>
     <w:rPr>
       <w:rFonts w:asciiTheme="majorHAnsi" w:cstheme="majorBidi" w:eastAsiaTheme="majorEastAsia" w:hAnsiTheme="majorHAnsi"/>
-      <w:spacing w:val="-10"/>
-      <w:kern w:val="28"/>
       <w:sz w:val="56"/>
       <w:szCs w:val="56"/>
     </w:rPr>
@@ -1791,23 +1791,31 @@
   </w:style>
   <w:style w:customStyle="1" w:styleId="Author" w:type="paragraph">
     <w:name w:val="Author"/>
+    <w:basedOn w:val="Title"/>
     <w:next w:val="BodyText"/>
     <w:qFormat/>
     <w:pPr>
       <w:keepNext/>
       <w:keepLines/>
-      <w:jc w:val="center"/>
     </w:pPr>
+    <w:rPr>
+      <w:sz w:val="24"/>
+      <w:szCs w:val="24"/>
+    </w:rPr>
   </w:style>
   <w:style w:styleId="Date" w:type="paragraph">
     <w:name w:val="Date"/>
+    <w:basedOn w:val="Title"/>
     <w:next w:val="BodyText"/>
     <w:qFormat/>
     <w:pPr>
       <w:keepNext/>
       <w:keepLines/>
-      <w:jc w:val="center"/>
     </w:pPr>
+    <w:rPr>
+      <w:sz w:val="24"/>
+      <w:szCs w:val="24"/>
+    </w:rPr>
   </w:style>
   <w:style w:customStyle="1" w:styleId="AbstractTitle" w:type="paragraph">
     <w:name w:val="Abstract Title"/>
@@ -2220,13 +2228,6 @@
       </w:tblCellMar>
     </w:tblPr>
     <w:tblStylePr w:type="firstRow">
-      <w:tblPr>
-        <w:jc w:val="left"/>
-        <w:tblInd w:type="dxa" w:w="0"/>
-      </w:tblPr>
-      <w:trPr>
-        <w:jc w:val="left"/>
-      </w:trPr>
       <w:tcPr>
         <w:tcBorders>
           <w:bottom w:val="single"/>

--- a/docs/brochure-vtc-grand-compte-2026-05.docx
+++ b/docs/brochure-vtc-grand-compte-2026-05.docx
@@ -2,7 +2,7 @@
 <file path=word/document.xml><?xml version="1.0" encoding="utf-8"?>
 <w:document xmlns:w="http://schemas.openxmlformats.org/wordprocessingml/2006/main" xmlns:m="http://schemas.openxmlformats.org/officeDocument/2006/math" xmlns:r="http://schemas.openxmlformats.org/officeDocument/2006/relationships" xmlns:o="urn:schemas-microsoft-com:office:office" xmlns:v="urn:schemas-microsoft-com:vml" xmlns:w10="urn:schemas-microsoft-com:office:word" xmlns:a="http://schemas.openxmlformats.org/drawingml/2006/main" xmlns:pic="http://schemas.openxmlformats.org/drawingml/2006/picture" xmlns:wp="http://schemas.openxmlformats.org/drawingml/2006/wordprocessingDrawing">
   <w:body>
-    <w:bookmarkStart w:id="21" w:name="X136b036476e49071127b20c698f9f2120c71837"/>
+    <w:bookmarkStart w:id="31" w:name="X56f3a5971073bbb230b9e6d2a773b51e341228c"/>
     <w:p>
       <w:pPr>
         <w:pStyle w:val="Heading1"/>
@@ -20,7 +20,7 @@
           <w:i/>
           <w:iCs/>
         </w:rPr>
-        <w:t xml:space="preserve">Édition confidentielle · destinée à [Nom de l'entreprise VTC] · 27 mai 2026</w:t>
+        <w:t xml:space="preserve">Édition confidentielle · destinée à [Nom de l’entreprise VTC] · 27 mai 2026</w:t>
       </w:r>
     </w:p>
     <w:p>
@@ -44,7 +44,7 @@
         <w:t xml:space="preserve"> </w:t>
       </w:r>
       <w:r>
-        <w:t xml:space="preserve">en Côte d'Ivoire qui exploitent</w:t>
+        <w:t xml:space="preserve">en Côte d’Ivoire qui exploitent</w:t>
       </w:r>
       <w:r>
         <w:t xml:space="preserve"> </w:t>
@@ -60,10 +60,10 @@
         <w:t xml:space="preserve"> </w:t>
       </w:r>
       <w:r>
-        <w:t xml:space="preserve">et veulent reprendre le contrôle sur leur budget pièces, leur taux d'immobilisation et leur conformité fiscale.</w:t>
-      </w:r>
-    </w:p>
-    <w:bookmarkStart w:id="9" w:name="le-problème-à-votre-échelle"/>
+        <w:t xml:space="preserve">et veulent reprendre le contrôle sur leur budget pièces, leur taux d’immobilisation et leur conformité fiscale.</w:t>
+      </w:r>
+    </w:p>
+    <w:bookmarkStart w:id="20" w:name="le-problème-à-votre-échelle"/>
     <w:p>
       <w:pPr>
         <w:pStyle w:val="Heading2"/>
@@ -103,13 +103,13 @@
           <w:b/>
           <w:bCs/>
         </w:rPr>
-        <w:t xml:space="preserve">15 à 25 jours d'immobilisation par véhicule et par an</w:t>
-      </w:r>
-      <w:r>
-        <w:t xml:space="preserve"> </w:t>
-      </w:r>
-      <w:r>
-        <w:t xml:space="preserve">— soit l'équivalent de</w:t>
+        <w:t xml:space="preserve">15 à 25 jours d’immobilisation par véhicule et par an</w:t>
+      </w:r>
+      <w:r>
+        <w:t xml:space="preserve"> </w:t>
+      </w:r>
+      <w:r>
+        <w:t xml:space="preserve">— soit l’équivalent de</w:t>
       </w:r>
       <w:r>
         <w:t xml:space="preserve"> </w:t>
@@ -134,6 +134,107 @@
       </w:pPr>
       <w:r>
         <w:t xml:space="preserve">Sans plateforme dédiée :</w:t>
+      </w:r>
+      <w:r>
+        <w:t xml:space="preserve"> </w:t>
+      </w:r>
+      <w:r>
+        <w:t xml:space="preserve">- Vous n’avez pas de prix de référence consolidé sur les pièces, fournisseur par fournisseur.</w:t>
+      </w:r>
+      <w:r>
+        <w:t xml:space="preserve"> </w:t>
+      </w:r>
+      <w:r>
+        <w:t xml:space="preserve">- Vos chauffeurs et garagistes achètent en local au prix qu’ils trouvent, sans comparaison.</w:t>
+      </w:r>
+      <w:r>
+        <w:t xml:space="preserve"> </w:t>
+      </w:r>
+      <w:r>
+        <w:t xml:space="preserve">- Les véhicules les plus coûteux à entretenir restent invisibles — 5 % du parc consomme 30 % du budget pièces, et personne ne les sort de la rotation.</w:t>
+      </w:r>
+      <w:r>
+        <w:t xml:space="preserve"> </w:t>
+      </w:r>
+      <w:r>
+        <w:t xml:space="preserve">- Les pannes urgentes immobilisent un véhicule 24 à 72 heures parce que la pièce n’est pas trouvée dans la journée.</w:t>
+      </w:r>
+      <w:r>
+        <w:t xml:space="preserve"> </w:t>
+      </w:r>
+      <w:r>
+        <w:t xml:space="preserve">- Vos factures fournisseurs arrivent en désordre, sans facture normalisée DGI consolidée — votre comptabilité passe 4 à 6 jours par mois à reconstituer les liasses.</w:t>
+      </w:r>
+    </w:p>
+    <w:p>
+      <w:pPr>
+        <w:pStyle w:val="BodyText"/>
+      </w:pPr>
+      <w:r>
+        <w:t xml:space="preserve">À 6 000 véhicules,</w:t>
+      </w:r>
+      <w:r>
+        <w:t xml:space="preserve"> </w:t>
+      </w:r>
+      <w:r>
+        <w:rPr>
+          <w:b/>
+          <w:bCs/>
+        </w:rPr>
+        <w:t xml:space="preserve">chaque jour de panne évité × jour vaut entre 30 et 50 000 FCFA</w:t>
+      </w:r>
+      <w:r>
+        <w:t xml:space="preserve">. Réduire l’immobilisation moyenne de 2 jours par véhicule par an, c’est</w:t>
+      </w:r>
+      <w:r>
+        <w:t xml:space="preserve"> </w:t>
+      </w:r>
+      <w:r>
+        <w:rPr>
+          <w:b/>
+          <w:bCs/>
+        </w:rPr>
+        <w:t xml:space="preserve">360 à 600 millions de FCFA d’opex récupérés</w:t>
+      </w:r>
+      <w:r>
+        <w:t xml:space="preserve">.</w:t>
+      </w:r>
+    </w:p>
+    <w:bookmarkEnd w:id="20"/>
+    <w:bookmarkStart w:id="26" w:name="ce-que-pièces-apporte-à-votre-échelle"/>
+    <w:p>
+      <w:pPr>
+        <w:pStyle w:val="Heading2"/>
+      </w:pPr>
+      <w:r>
+        <w:t xml:space="preserve">Ce que Pièces apporte à votre échelle</w:t>
+      </w:r>
+    </w:p>
+    <w:bookmarkStart w:id="21" w:name="Xbfd1778c808902e85e98172670d303c187c14c5"/>
+    <w:p>
+      <w:pPr>
+        <w:pStyle w:val="Heading3"/>
+      </w:pPr>
+      <w:r>
+        <w:t xml:space="preserve">1. Une marketplace consolidée avec garantie intermédiée</w:t>
+      </w:r>
+    </w:p>
+    <w:p>
+      <w:pPr>
+        <w:pStyle w:val="FirstParagraph"/>
+      </w:pPr>
+      <w:r>
+        <w:t xml:space="preserve">Plus de 200 fournisseurs Abidjan + intérieur, comparateur multi-fournisseurs sur chaque référence, garantie pièce intermédiée par Pièces, workflow de retours structuré. Vos chauffeurs et garagistes accèdent au même catalogue, au même prix, partout en Côte d’Ivoire.</w:t>
+      </w:r>
+    </w:p>
+    <w:bookmarkEnd w:id="21"/>
+    <w:bookmarkStart w:id="22" w:name="pilotage-de-flotte-à-grande-échelle"/>
+    <w:p>
+      <w:pPr>
+        <w:pStyle w:val="Heading3"/>
+      </w:pPr>
+      <w:r>
+        <w:t xml:space="preserve">2. Pilotage de flotte à grande échelle</w:t>
       </w:r>
     </w:p>
     <w:p>
@@ -145,7 +246,17 @@
         </w:numPr>
       </w:pPr>
       <w:r>
-        <w:t xml:space="preserve">Vous n'avez pas de prix de référence consolidé sur les pièces, fournisseur par fournisseur.</w:t>
+        <w:rPr>
+          <w:b/>
+          <w:bCs/>
+        </w:rPr>
+        <w:t xml:space="preserve">Tableau de bord multi-véhicules</w:t>
+      </w:r>
+      <w:r>
+        <w:t xml:space="preserve"> </w:t>
+      </w:r>
+      <w:r>
+        <w:t xml:space="preserve">— coût par véhicule, par centre, par catégorie, mois après mois.</w:t>
       </w:r>
     </w:p>
     <w:p>
@@ -157,7 +268,17 @@
         </w:numPr>
       </w:pPr>
       <w:r>
-        <w:t xml:space="preserve">Vos chauffeurs et garagistes achètent en local au prix qu'ils trouvent, sans comparaison.</w:t>
+        <w:rPr>
+          <w:b/>
+          <w:bCs/>
+        </w:rPr>
+        <w:t xml:space="preserve">Détection automatique des véhicules « gouffres »</w:t>
+      </w:r>
+      <w:r>
+        <w:t xml:space="preserve"> </w:t>
+      </w:r>
+      <w:r>
+        <w:t xml:space="preserve">— l’algorithme isole les 5 % de votre parc qui consomment 30 % du budget. Vous prenez la décision : sortir de rotation, reconditionner ou revendre.</w:t>
       </w:r>
     </w:p>
     <w:p>
@@ -169,7 +290,17 @@
         </w:numPr>
       </w:pPr>
       <w:r>
-        <w:t xml:space="preserve">Les véhicules les plus coûteux à entretenir restent invisibles — 5 % du parc consomme 30 % du budget pièces, et personne ne les sort de la rotation.</w:t>
+        <w:rPr>
+          <w:b/>
+          <w:bCs/>
+        </w:rPr>
+        <w:t xml:space="preserve">Comparateur enrichi</w:t>
+      </w:r>
+      <w:r>
+        <w:t xml:space="preserve"> </w:t>
+      </w:r>
+      <w:r>
+        <w:t xml:space="preserve">— scoring qualité fournisseur sur 100, garantie comparée, recommandation « meilleur sur tous critères ».</w:t>
       </w:r>
     </w:p>
     <w:p>
@@ -181,90 +312,27 @@
         </w:numPr>
       </w:pPr>
       <w:r>
-        <w:t xml:space="preserve">Les pannes urgentes immobilisent un véhicule 24 à 72 heures parce que la pièce n'est pas trouvée dans la journée.</w:t>
-      </w:r>
-    </w:p>
-    <w:p>
-      <w:pPr>
-        <w:pStyle w:val="Compact"/>
-        <w:numPr>
-          <w:ilvl w:val="0"/>
-          <w:numId w:val="1001"/>
-        </w:numPr>
-      </w:pPr>
-      <w:r>
-        <w:t xml:space="preserve">Vos factures fournisseurs arrivent en désordre, sans facture normalisée DGI consolidée — votre comptabilité passe 4 à 6 jours par mois à reconstituer les liasses.</w:t>
-      </w:r>
-    </w:p>
-    <w:p>
-      <w:pPr>
-        <w:pStyle w:val="FirstParagraph"/>
-      </w:pPr>
-      <w:r>
-        <w:t xml:space="preserve">À 6 000 véhicules,</w:t>
-      </w:r>
-      <w:r>
-        <w:t xml:space="preserve"> </w:t>
-      </w:r>
-      <w:r>
-        <w:rPr>
-          <w:b/>
-          <w:bCs/>
-        </w:rPr>
-        <w:t xml:space="preserve">chaque jour de panne évité × jour vaut entre 30 et 50 000 FCFA</w:t>
-      </w:r>
-      <w:r>
-        <w:t xml:space="preserve">. Réduire l'immobilisation moyenne de 2 jours par véhicule par an, c'est</w:t>
-      </w:r>
-      <w:r>
-        <w:t xml:space="preserve"> </w:t>
-      </w:r>
-      <w:r>
-        <w:rPr>
-          <w:b/>
-          <w:bCs/>
-        </w:rPr>
-        <w:t xml:space="preserve">360 à 600 millions de FCFA d'opex récupérés</w:t>
-      </w:r>
-      <w:r>
-        <w:t xml:space="preserve">.</w:t>
-      </w:r>
-    </w:p>
-    <w:bookmarkEnd w:id="9"/>
-    <w:bookmarkStart w:id="15" w:name="ce-que-pièces-apporte-à-votre-échelle"/>
-    <w:p>
-      <w:pPr>
-        <w:pStyle w:val="Heading2"/>
-      </w:pPr>
-      <w:r>
-        <w:t xml:space="preserve">Ce que Pièces apporte à votre échelle</w:t>
-      </w:r>
-    </w:p>
-    <w:bookmarkStart w:id="10" w:name="Xd76271913120d7ebca01b634aed40b666237d53"/>
+        <w:rPr>
+          <w:b/>
+          <w:bCs/>
+        </w:rPr>
+        <w:t xml:space="preserve">Reporting avancé</w:t>
+      </w:r>
+      <w:r>
+        <w:t xml:space="preserve"> </w:t>
+      </w:r>
+      <w:r>
+        <w:t xml:space="preserve">— coût/km, par catégorie, exports CSV par flotte ou par centre.</w:t>
+      </w:r>
+    </w:p>
+    <w:bookmarkEnd w:id="22"/>
+    <w:bookmarkStart w:id="23" w:name="automatisation-des-achats-récurrents"/>
     <w:p>
       <w:pPr>
         <w:pStyle w:val="Heading3"/>
       </w:pPr>
       <w:r>
-        <w:t xml:space="preserve">1. Une marketplace consolidée avec garantie intermédiée</w:t>
-      </w:r>
-    </w:p>
-    <w:p>
-      <w:pPr>
-        <w:pStyle w:val="FirstParagraph"/>
-      </w:pPr>
-      <w:r>
-        <w:t xml:space="preserve">Plus de 200 fournisseurs Abidjan + intérieur, comparateur multi-fournisseurs sur chaque référence, garantie pièce intermédiée par Pièces, workflow de retours structuré. Vos chauffeurs et garagistes accèdent au même catalogue, au même prix, partout en Côte d'Ivoire.</w:t>
-      </w:r>
-    </w:p>
-    <w:bookmarkEnd w:id="10"/>
-    <w:bookmarkStart w:id="11" w:name="Xbe792bfe7449c2e031de90abe28d0a1af670fc4"/>
-    <w:p>
-      <w:pPr>
-        <w:pStyle w:val="Heading3"/>
-      </w:pPr>
-      <w:r>
-        <w:t xml:space="preserve">2. Pilotage de flotte à grande échelle</w:t>
+        <w:t xml:space="preserve">3. Automatisation des achats récurrents</w:t>
       </w:r>
     </w:p>
     <w:p>
@@ -280,13 +348,13 @@
           <w:b/>
           <w:bCs/>
         </w:rPr>
-        <w:t xml:space="preserve">Tableau de bord multi-véhicules</w:t>
-      </w:r>
-      <w:r>
-        <w:t xml:space="preserve"> </w:t>
-      </w:r>
-      <w:r>
-        <w:t xml:space="preserve">— coût par véhicule, par centre, par catégorie, mois après mois.</w:t>
+        <w:t xml:space="preserve">Alertes prédictives multi-canal</w:t>
+      </w:r>
+      <w:r>
+        <w:t xml:space="preserve"> </w:t>
+      </w:r>
+      <w:r>
+        <w:t xml:space="preserve">(WhatsApp, SMS, email) à 500 km avant chaque échéance (vidange, filtres, plaquettes, courroie).</w:t>
       </w:r>
     </w:p>
     <w:p>
@@ -302,13 +370,13 @@
           <w:b/>
           <w:bCs/>
         </w:rPr>
-        <w:t xml:space="preserve">Détection automatique des véhicules « gouffres »</w:t>
-      </w:r>
-      <w:r>
-        <w:t xml:space="preserve"> </w:t>
-      </w:r>
-      <w:r>
-        <w:t xml:space="preserve">— l'algorithme isole les 5 % de votre parc qui consomment 30 % du budget. Vous prenez la décision : sortir de rotation, reconditionner ou revendre.</w:t>
+        <w:t xml:space="preserve">Stock tampon avec réapprovisionnement automatique</w:t>
+      </w:r>
+      <w:r>
+        <w:t xml:space="preserve"> </w:t>
+      </w:r>
+      <w:r>
+        <w:t xml:space="preserve">sur vos 20-30 références critiques (plaquettes Yaris, filtres Hilux, etc.). Plus jamais de rupture sur les SKU qui immobilisent.</w:t>
       </w:r>
     </w:p>
     <w:p>
@@ -324,45 +392,23 @@
           <w:b/>
           <w:bCs/>
         </w:rPr>
-        <w:t xml:space="preserve">Comparateur enrichi</w:t>
-      </w:r>
-      <w:r>
-        <w:t xml:space="preserve"> </w:t>
-      </w:r>
-      <w:r>
-        <w:t xml:space="preserve">— scoring qualité fournisseur sur 100, garantie comparée, recommandation « meilleur sur tous critères ».</w:t>
-      </w:r>
-    </w:p>
-    <w:p>
-      <w:pPr>
-        <w:pStyle w:val="Compact"/>
-        <w:numPr>
-          <w:ilvl w:val="0"/>
-          <w:numId w:val="1002"/>
-        </w:numPr>
-      </w:pPr>
-      <w:r>
-        <w:rPr>
-          <w:b/>
-          <w:bCs/>
-        </w:rPr>
-        <w:t xml:space="preserve">Reporting avancé</w:t>
-      </w:r>
-      <w:r>
-        <w:t xml:space="preserve"> </w:t>
-      </w:r>
-      <w:r>
-        <w:t xml:space="preserve">— coût/km, par catégorie, exports CSV par flotte ou par centre.</w:t>
-      </w:r>
-    </w:p>
-    <w:bookmarkEnd w:id="11"/>
-    <w:bookmarkStart w:id="12" w:name="X95173cec2dde985d82a5174d3a81b64c601a9f5"/>
+        <w:t xml:space="preserve">Rôles fins</w:t>
+      </w:r>
+      <w:r>
+        <w:t xml:space="preserve"> </w:t>
+      </w:r>
+      <w:r>
+        <w:t xml:space="preserve">: gestionnaire central, gestionnaire de centre, mécanicien, comptable, chauffeur — chacun voit ce qui le concerne, signe ce qu’il a le droit de signer.</w:t>
+      </w:r>
+    </w:p>
+    <w:bookmarkEnd w:id="23"/>
+    <w:bookmarkStart w:id="24" w:name="conformité-fiscale-dgi"/>
     <w:p>
       <w:pPr>
         <w:pStyle w:val="Heading3"/>
       </w:pPr>
       <w:r>
-        <w:t xml:space="preserve">3. Automatisation des achats récurrents</w:t>
+        <w:t xml:space="preserve">4. Conformité fiscale DGI</w:t>
       </w:r>
     </w:p>
     <w:p>
@@ -378,13 +424,13 @@
           <w:b/>
           <w:bCs/>
         </w:rPr>
-        <w:t xml:space="preserve">Alertes prédictives multi-canal</w:t>
-      </w:r>
-      <w:r>
-        <w:t xml:space="preserve"> </w:t>
-      </w:r>
-      <w:r>
-        <w:t xml:space="preserve">(WhatsApp, SMS, email) à 500 km avant chaque échéance (vidange, filtres, plaquettes, courroie).</w:t>
+        <w:t xml:space="preserve">Factures normalisées DGI</w:t>
+      </w:r>
+      <w:r>
+        <w:t xml:space="preserve"> </w:t>
+      </w:r>
+      <w:r>
+        <w:t xml:space="preserve">sur chaque commande (passerelle FNE-CI en intégration).</w:t>
       </w:r>
     </w:p>
     <w:p>
@@ -400,13 +446,13 @@
           <w:b/>
           <w:bCs/>
         </w:rPr>
-        <w:t xml:space="preserve">Stock tampon avec réapprovisionnement automatique</w:t>
-      </w:r>
-      <w:r>
-        <w:t xml:space="preserve"> </w:t>
-      </w:r>
-      <w:r>
-        <w:t xml:space="preserve">sur vos 20-30 références critiques (plaquettes Yaris, filtres Hilux, etc.). Plus jamais de rupture sur les SKU qui immobilisent.</w:t>
+        <w:t xml:space="preserve">Facture mensuelle consolidée</w:t>
+      </w:r>
+      <w:r>
+        <w:t xml:space="preserve"> </w:t>
+      </w:r>
+      <w:r>
+        <w:t xml:space="preserve">— un seul PDF récapitulant toutes les commandes du mois, ventilées par véhicule, centre, vendeur, avec TVA détachée.</w:t>
       </w:r>
     </w:p>
     <w:p>
@@ -422,23 +468,44 @@
           <w:b/>
           <w:bCs/>
         </w:rPr>
-        <w:t xml:space="preserve">Rôles fins</w:t>
-      </w:r>
-      <w:r>
-        <w:t xml:space="preserve"> </w:t>
-      </w:r>
-      <w:r>
-        <w:t xml:space="preserve">: gestionnaire central, gestionnaire de centre, mécanicien, comptable, chauffeur — chacun voit ce qui le concerne, signe ce qu'il a le droit de signer.</w:t>
-      </w:r>
-    </w:p>
-    <w:bookmarkEnd w:id="12"/>
-    <w:bookmarkStart w:id="13" w:name="Xeb975253f5062849cd91c45b28359c06da38888"/>
+        <w:t xml:space="preserve">Module optimisation fiscale</w:t>
+      </w:r>
+      <w:r>
+        <w:t xml:space="preserve"> </w:t>
+      </w:r>
+      <w:r>
+        <w:t xml:space="preserve">— ventilation pièces / entretien / réparation, calcul TVA récupérable, export FEC compatible logiciel comptable. Pour une flotte de 6 000 véhicules au régime du réel,</w:t>
+      </w:r>
+      <w:r>
+        <w:t xml:space="preserve"> </w:t>
+      </w:r>
+      <w:r>
+        <w:rPr>
+          <w:b/>
+          <w:bCs/>
+        </w:rPr>
+        <w:t xml:space="preserve">1 à 2 % d’économie d’impôt sur le budget pièces annuel = 8 à 18 M FCFA récupérés</w:t>
+      </w:r>
+      <w:r>
+        <w:t xml:space="preserve">.</w:t>
+      </w:r>
+    </w:p>
+    <w:bookmarkEnd w:id="24"/>
+    <w:bookmarkStart w:id="25" w:name="couche-urgence-flotte-pro"/>
     <w:p>
       <w:pPr>
         <w:pStyle w:val="Heading3"/>
       </w:pPr>
       <w:r>
-        <w:t xml:space="preserve">4. Conformité fiscale DGI</w:t>
+        <w:t xml:space="preserve">5. Couche urgence (Flotte Pro +)</w:t>
+      </w:r>
+    </w:p>
+    <w:p>
+      <w:pPr>
+        <w:pStyle w:val="FirstParagraph"/>
+      </w:pPr>
+      <w:r>
+        <w:t xml:space="preserve">Pour les véhicules sur lesquels une journée d’immobilisation coûte cher :</w:t>
       </w:r>
     </w:p>
     <w:p>
@@ -454,13 +521,13 @@
           <w:b/>
           <w:bCs/>
         </w:rPr>
-        <w:t xml:space="preserve">Factures normalisées DGI</w:t>
-      </w:r>
-      <w:r>
-        <w:t xml:space="preserve"> </w:t>
-      </w:r>
-      <w:r>
-        <w:t xml:space="preserve">sur chaque commande (passerelle FNE-CI en intégration).</w:t>
+        <w:t xml:space="preserve">Livraison express prioritaire à Abidjan</w:t>
+      </w:r>
+      <w:r>
+        <w:t xml:space="preserve"> </w:t>
+      </w:r>
+      <w:r>
+        <w:t xml:space="preserve">: notre équipe dédiée livre le plus rapidement possible quand la pièce est en stock chez un vendeur partenaire.</w:t>
       </w:r>
     </w:p>
     <w:p>
@@ -476,13 +543,13 @@
           <w:b/>
           <w:bCs/>
         </w:rPr>
-        <w:t xml:space="preserve">Facture mensuelle consolidée</w:t>
-      </w:r>
-      <w:r>
-        <w:t xml:space="preserve"> </w:t>
-      </w:r>
-      <w:r>
-        <w:t xml:space="preserve">— un seul PDF récapitulant toutes les commandes du mois, ventilées par véhicule, centre, vendeur, avec TVA détachée.</w:t>
+        <w:t xml:space="preserve">Livraison prioritaire hors Abidjan</w:t>
+      </w:r>
+      <w:r>
+        <w:t xml:space="preserve"> </w:t>
+      </w:r>
+      <w:r>
+        <w:t xml:space="preserve">(San-Pédro, Bouaké, Yamoussoukro, Korhogo), plus rapide que le standard.</w:t>
       </w:r>
     </w:p>
     <w:p>
@@ -498,44 +565,13 @@
           <w:b/>
           <w:bCs/>
         </w:rPr>
-        <w:t xml:space="preserve">Module optimisation fiscale</w:t>
-      </w:r>
-      <w:r>
-        <w:t xml:space="preserve"> </w:t>
-      </w:r>
-      <w:r>
-        <w:t xml:space="preserve">— ventilation pièces / entretien / réparation, calcul TVA récupérable, export FEC compatible logiciel comptable. Pour une flotte de 6 000 véhicules au régime du réel,</w:t>
-      </w:r>
-      <w:r>
-        <w:t xml:space="preserve"> </w:t>
-      </w:r>
-      <w:r>
-        <w:rPr>
-          <w:b/>
-          <w:bCs/>
-        </w:rPr>
-        <w:t xml:space="preserve">1 à 2 % d'économie d'impôt sur le budget pièces annuel = 8 à 18 M FCFA récupérés</w:t>
-      </w:r>
-      <w:r>
-        <w:t xml:space="preserve">.</w:t>
-      </w:r>
-    </w:p>
-    <w:bookmarkEnd w:id="13"/>
-    <w:bookmarkStart w:id="14" w:name="Xe15db232a94de32d6b2dc613c1033bc78e4809f"/>
-    <w:p>
-      <w:pPr>
-        <w:pStyle w:val="Heading3"/>
-      </w:pPr>
-      <w:r>
-        <w:t xml:space="preserve">5. Couche urgence (Flotte Pro +)</w:t>
-      </w:r>
-    </w:p>
-    <w:p>
-      <w:pPr>
-        <w:pStyle w:val="FirstParagraph"/>
-      </w:pPr>
-      <w:r>
-        <w:t xml:space="preserve">Pour les véhicules sur lesquels une journée d'immobilisation coûte cher :</w:t>
+        <w:t xml:space="preserve">Ligne WhatsApp dédiée 6 h – 22 h, 7 j / 7</w:t>
+      </w:r>
+      <w:r>
+        <w:t xml:space="preserve"> </w:t>
+      </w:r>
+      <w:r>
+        <w:t xml:space="preserve">avec un Liaison Pièces affecté à votre compte.</w:t>
       </w:r>
     </w:p>
     <w:p>
@@ -543,7 +579,7 @@
         <w:pStyle w:val="Compact"/>
         <w:numPr>
           <w:ilvl w:val="0"/>
-          <w:numId w:val="1005"/>
+          <w:numId w:val="1004"/>
         </w:numPr>
       </w:pPr>
       <w:r>
@@ -551,90 +587,24 @@
           <w:b/>
           <w:bCs/>
         </w:rPr>
-        <w:t xml:space="preserve">Livraison express à Abidjan : 3 heures, 6 heures maximum</w:t>
-      </w:r>
-      <w:r>
-        <w:t xml:space="preserve"> </w:t>
-      </w:r>
-      <w:r>
-        <w:t xml:space="preserve">quand la pièce est en stock chez un vendeur partenaire.</w:t>
-      </w:r>
-    </w:p>
-    <w:p>
-      <w:pPr>
-        <w:pStyle w:val="Compact"/>
-        <w:numPr>
-          <w:ilvl w:val="0"/>
-          <w:numId w:val="1005"/>
-        </w:numPr>
-      </w:pPr>
-      <w:r>
-        <w:rPr>
-          <w:b/>
-          <w:bCs/>
-        </w:rPr>
-        <w:t xml:space="preserve">Livraison prioritaire hors Abidjan</w:t>
-      </w:r>
-      <w:r>
-        <w:t xml:space="preserve"> </w:t>
-      </w:r>
-      <w:r>
-        <w:t xml:space="preserve">(San-Pédro, Bouaké, Yamoussoukro, Korhogo), plus rapide que le standard.</w:t>
-      </w:r>
-    </w:p>
-    <w:p>
-      <w:pPr>
-        <w:pStyle w:val="Compact"/>
-        <w:numPr>
-          <w:ilvl w:val="0"/>
-          <w:numId w:val="1005"/>
-        </w:numPr>
-      </w:pPr>
-      <w:r>
-        <w:rPr>
-          <w:b/>
-          <w:bCs/>
-        </w:rPr>
-        <w:t xml:space="preserve">Ligne WhatsApp dédiée 6 h – 22 h, 7 j / 7</w:t>
-      </w:r>
-      <w:r>
-        <w:t xml:space="preserve"> </w:t>
-      </w:r>
-      <w:r>
-        <w:t xml:space="preserve">avec un Liaison Pièces affecté à votre compte.</w:t>
-      </w:r>
-    </w:p>
-    <w:p>
-      <w:pPr>
-        <w:pStyle w:val="Compact"/>
-        <w:numPr>
-          <w:ilvl w:val="0"/>
-          <w:numId w:val="1005"/>
-        </w:numPr>
-      </w:pPr>
-      <w:r>
-        <w:rPr>
-          <w:b/>
-          <w:bCs/>
-        </w:rPr>
         <w:t xml:space="preserve">Concierge dépannage</w:t>
       </w:r>
       <w:r>
         <w:t xml:space="preserve"> </w:t>
       </w:r>
       <w:r>
-        <w:t xml:space="preserve">: un appel, Pièces trouve la pièce et l'achemine — même si elle n'est pas au catalogue.</w:t>
-      </w:r>
-    </w:p>
-    <w:bookmarkEnd w:id="14"/>
-    <w:bookmarkEnd w:id="15"/>
-    <w:bookmarkStart w:id="16" w:name="léconomie-projetée-pour-6-000-véhicules"/>
+        <w:t xml:space="preserve">: un appel, Pièces trouve la pièce et l’achemine — même si elle n’est pas au catalogue.</w:t>
+      </w:r>
+    </w:p>
+    <w:bookmarkEnd w:id="25"/>
+    <w:bookmarkEnd w:id="26"/>
+    <w:bookmarkStart w:id="27" w:name="léconomie-projetée-pour-6-000-véhicules"/>
     <w:p>
       <w:pPr>
         <w:pStyle w:val="Heading2"/>
       </w:pPr>
       <w:r>
-        <w:t xml:space="preserve">L'économie projetée pour 6 000 véhicules</w:t>
+        <w:t xml:space="preserve">L’économie projetée pour 6 000 véhicules</w:t>
       </w:r>
     </w:p>
     <w:p>
@@ -648,7 +618,8 @@
     <w:tbl>
       <w:tblPr>
         <w:tblStyle w:val="Table"/>
-        <w:tblW w:type="auto" w:w="0"/>
+        <w:tblW w:type="pct" w:w="5000"/>
+        <w:tblLayout w:type="fixed"/>
         <w:tblLook w:firstRow="1" w:lastRow="0" w:firstColumn="0" w:lastColumn="0" w:noHBand="0" w:noVBand="0" w:val="0020"/>
       </w:tblPr>
       <w:tblGrid>
@@ -846,7 +817,8 @@
     <w:tbl>
       <w:tblPr>
         <w:tblStyle w:val="Table"/>
-        <w:tblW w:type="auto" w:w="0"/>
+        <w:tblW w:type="pct" w:w="5000"/>
+        <w:tblLayout w:type="fixed"/>
         <w:tblLook w:firstRow="1" w:lastRow="0" w:firstColumn="0" w:lastColumn="0" w:noHBand="0" w:noVBand="0" w:val="0020"/>
       </w:tblPr>
       <w:tblGrid>
@@ -1024,6 +996,164 @@
       <w:r>
         <w:t xml:space="preserve">ROI net projeté :</w:t>
       </w:r>
+      <w:r>
+        <w:t xml:space="preserve"> </w:t>
+      </w:r>
+      <w:r>
+        <w:t xml:space="preserve">-</w:t>
+      </w:r>
+      <w:r>
+        <w:t xml:space="preserve"> </w:t>
+      </w:r>
+      <w:r>
+        <w:rPr>
+          <w:b/>
+          <w:bCs/>
+        </w:rPr>
+        <w:t xml:space="preserve">Flotte Pro</w:t>
+      </w:r>
+      <w:r>
+        <w:t xml:space="preserve"> </w:t>
+      </w:r>
+      <w:r>
+        <w:t xml:space="preserve">: +248 à +388 M FCFA/an (ROI ×1,8 à ×2,3)</w:t>
+      </w:r>
+      <w:r>
+        <w:t xml:space="preserve"> </w:t>
+      </w:r>
+      <w:r>
+        <w:t xml:space="preserve">-</w:t>
+      </w:r>
+      <w:r>
+        <w:t xml:space="preserve"> </w:t>
+      </w:r>
+      <w:r>
+        <w:rPr>
+          <w:b/>
+          <w:bCs/>
+        </w:rPr>
+        <w:t xml:space="preserve">Flotte Pro +</w:t>
+      </w:r>
+      <w:r>
+        <w:t xml:space="preserve"> </w:t>
+      </w:r>
+      <w:r>
+        <w:t xml:space="preserve">: −52 à +88 M FCFA/an — le pari de Flotte Pro + se joue sur l’économie d’immobilisation (chaque jour de panne évité supplémentaire vaut 150 M F à l’échelle de la flotte).</w:t>
+      </w:r>
+    </w:p>
+    <w:bookmarkEnd w:id="27"/>
+    <w:bookmarkStart w:id="28" w:name="pourquoi-maintenant"/>
+    <w:p>
+      <w:pPr>
+        <w:pStyle w:val="Heading2"/>
+      </w:pPr>
+      <w:r>
+        <w:t xml:space="preserve">Pourquoi maintenant</w:t>
+      </w:r>
+    </w:p>
+    <w:p>
+      <w:pPr>
+        <w:pStyle w:val="Compact"/>
+        <w:numPr>
+          <w:ilvl w:val="0"/>
+          <w:numId w:val="1005"/>
+        </w:numPr>
+      </w:pPr>
+      <w:r>
+        <w:t xml:space="preserve">Pièces lance le</w:t>
+      </w:r>
+      <w:r>
+        <w:t xml:space="preserve"> </w:t>
+      </w:r>
+      <w:r>
+        <w:rPr>
+          <w:b/>
+          <w:bCs/>
+        </w:rPr>
+        <w:t xml:space="preserve">packaging entreprise</w:t>
+      </w:r>
+      <w:r>
+        <w:t xml:space="preserve"> </w:t>
+      </w:r>
+      <w:r>
+        <w:t xml:space="preserve">au S1 2026. Vous bénéficiez du</w:t>
+      </w:r>
+      <w:r>
+        <w:t xml:space="preserve"> </w:t>
+      </w:r>
+      <w:r>
+        <w:rPr>
+          <w:b/>
+          <w:bCs/>
+        </w:rPr>
+        <w:t xml:space="preserve">statut de partenaire grand compte</w:t>
+      </w:r>
+      <w:r>
+        <w:t xml:space="preserve"> </w:t>
+      </w:r>
+      <w:r>
+        <w:t xml:space="preserve">— accès direct à l’équipe produit, priorisation des features que vous demanderez, conditions de lancement.</w:t>
+      </w:r>
+    </w:p>
+    <w:p>
+      <w:pPr>
+        <w:pStyle w:val="Compact"/>
+        <w:numPr>
+          <w:ilvl w:val="0"/>
+          <w:numId w:val="1005"/>
+        </w:numPr>
+      </w:pPr>
+      <w:r>
+        <w:t xml:space="preserve">La</w:t>
+      </w:r>
+      <w:r>
+        <w:t xml:space="preserve"> </w:t>
+      </w:r>
+      <w:r>
+        <w:rPr>
+          <w:b/>
+          <w:bCs/>
+        </w:rPr>
+        <w:t xml:space="preserve">garantie ROI 3 mois</w:t>
+      </w:r>
+      <w:r>
+        <w:t xml:space="preserve"> </w:t>
+      </w:r>
+      <w:r>
+        <w:t xml:space="preserve">s’applique : si à 3 mois l’économie pièces n’est pas au rendez-vous, Pièces rembourse la dernière mensualité et vous repassez en gratuit. Aucun risque pour tester.</w:t>
+      </w:r>
+    </w:p>
+    <w:p>
+      <w:pPr>
+        <w:pStyle w:val="Compact"/>
+        <w:numPr>
+          <w:ilvl w:val="0"/>
+          <w:numId w:val="1005"/>
+        </w:numPr>
+      </w:pPr>
+      <w:r>
+        <w:t xml:space="preserve">Le marché VTC croît de 25 %/an en Côte d’Ivoire.</w:t>
+      </w:r>
+      <w:r>
+        <w:t xml:space="preserve"> </w:t>
+      </w:r>
+      <w:r>
+        <w:rPr>
+          <w:b/>
+          <w:bCs/>
+        </w:rPr>
+        <w:t xml:space="preserve">Votre coût pièces ne peut pas croître au même rythme.</w:t>
+      </w:r>
+    </w:p>
+    <w:bookmarkEnd w:id="28"/>
+    <w:bookmarkStart w:id="29" w:name="prochaines-étapes"/>
+    <w:p>
+      <w:pPr>
+        <w:pStyle w:val="Heading2"/>
+      </w:pPr>
+      <w:r>
+        <w:t xml:space="preserve">Prochaines étapes</w:t>
+      </w:r>
     </w:p>
     <w:p>
       <w:pPr>
@@ -1038,13 +1168,13 @@
           <w:b/>
           <w:bCs/>
         </w:rPr>
-        <w:t xml:space="preserve">Flotte Pro</w:t>
-      </w:r>
-      <w:r>
-        <w:t xml:space="preserve"> </w:t>
-      </w:r>
-      <w:r>
-        <w:t xml:space="preserve">: +248 à +388 M FCFA/an (ROI ×1,8 à ×2,3)</w:t>
+        <w:t xml:space="preserve">Réunion de cadrage</w:t>
+      </w:r>
+      <w:r>
+        <w:t xml:space="preserve"> </w:t>
+      </w:r>
+      <w:r>
+        <w:t xml:space="preserve">(1 h) — nous présentons l’outil sur 5 véhicules de votre parc, en conditions réelles.</w:t>
       </w:r>
     </w:p>
     <w:p>
@@ -1060,23 +1190,13 @@
           <w:b/>
           <w:bCs/>
         </w:rPr>
-        <w:t xml:space="preserve">Flotte Pro +</w:t>
-      </w:r>
-      <w:r>
-        <w:t xml:space="preserve"> </w:t>
-      </w:r>
-      <w:r>
-        <w:t xml:space="preserve">: −52 à +88 M FCFA/an — le pari de Flotte Pro + se joue sur l'économie d'immobilisation (chaque jour de panne évité supplémentaire vaut 150 M F à l'échelle de la flotte).</w:t>
-      </w:r>
-    </w:p>
-    <w:bookmarkEnd w:id="16"/>
-    <w:bookmarkStart w:id="17" w:name="pourquoi-maintenant"/>
-    <w:p>
-      <w:pPr>
-        <w:pStyle w:val="Heading2"/>
-      </w:pPr>
-      <w:r>
-        <w:t xml:space="preserve">Pourquoi maintenant</w:t>
+        <w:t xml:space="preserve">Déploiement initial</w:t>
+      </w:r>
+      <w:r>
+        <w:t xml:space="preserve"> </w:t>
+      </w:r>
+      <w:r>
+        <w:t xml:space="preserve">sur 50 à 100 véhicules — toutes les fonctionnalités activées, avec mesure des gains dès le premier mois.</w:t>
       </w:r>
     </w:p>
     <w:p>
@@ -1084,43 +1204,21 @@
         <w:pStyle w:val="Compact"/>
         <w:numPr>
           <w:ilvl w:val="0"/>
-          <w:numId w:val="1007"/>
+          <w:numId w:val="1006"/>
         </w:numPr>
       </w:pPr>
       <w:r>
-        <w:t xml:space="preserve">Pièces lance le</w:t>
-      </w:r>
-      <w:r>
-        <w:t xml:space="preserve"> </w:t>
-      </w:r>
-      <w:r>
-        <w:rPr>
-          <w:b/>
-          <w:bCs/>
-        </w:rPr>
-        <w:t xml:space="preserve">packaging entreprise</w:t>
-      </w:r>
-      <w:r>
-        <w:t xml:space="preserve"> </w:t>
-      </w:r>
-      <w:r>
-        <w:t xml:space="preserve">au S1 2026. Vous bénéficiez du</w:t>
-      </w:r>
-      <w:r>
-        <w:t xml:space="preserve"> </w:t>
-      </w:r>
-      <w:r>
-        <w:rPr>
-          <w:b/>
-          <w:bCs/>
-        </w:rPr>
-        <w:t xml:space="preserve">statut de pilote grand compte</w:t>
-      </w:r>
-      <w:r>
-        <w:t xml:space="preserve"> </w:t>
-      </w:r>
-      <w:r>
-        <w:t xml:space="preserve">— accès direct à l'équipe produit, priorisation des features que vous demanderez, conditions de lancement.</w:t>
+        <w:rPr>
+          <w:b/>
+          <w:bCs/>
+        </w:rPr>
+        <w:t xml:space="preserve">Bilan du déploiement initial + offre commerciale détaillée</w:t>
+      </w:r>
+      <w:r>
+        <w:t xml:space="preserve"> </w:t>
+      </w:r>
+      <w:r>
+        <w:t xml:space="preserve">— projection chiffrée sur votre parc complet, conditions de contrat, gouvernance opérationnelle.</w:t>
       </w:r>
     </w:p>
     <w:p>
@@ -1128,156 +1226,30 @@
         <w:pStyle w:val="Compact"/>
         <w:numPr>
           <w:ilvl w:val="0"/>
-          <w:numId w:val="1007"/>
+          <w:numId w:val="1006"/>
         </w:numPr>
       </w:pPr>
       <w:r>
-        <w:t xml:space="preserve">La</w:t>
-      </w:r>
-      <w:r>
-        <w:t xml:space="preserve"> </w:t>
-      </w:r>
-      <w:r>
-        <w:rPr>
-          <w:b/>
-          <w:bCs/>
-        </w:rPr>
-        <w:t xml:space="preserve">garantie ROI 3 mois</w:t>
-      </w:r>
-      <w:r>
-        <w:t xml:space="preserve"> </w:t>
-      </w:r>
-      <w:r>
-        <w:t xml:space="preserve">s'applique : si à 3 mois l'économie pièces n'est pas au rendez-vous, Pièces rembourse la dernière mensualité et vous repassez en gratuit. Aucun risque pour tester.</w:t>
-      </w:r>
-    </w:p>
-    <w:p>
-      <w:pPr>
-        <w:pStyle w:val="Compact"/>
-        <w:numPr>
-          <w:ilvl w:val="0"/>
-          <w:numId w:val="1007"/>
-        </w:numPr>
-      </w:pPr>
-      <w:r>
-        <w:t xml:space="preserve">Le marché VTC croît de 25 %/an en Côte d'Ivoire.</w:t>
-      </w:r>
-      <w:r>
-        <w:t xml:space="preserve"> </w:t>
-      </w:r>
-      <w:r>
-        <w:rPr>
-          <w:b/>
-          <w:bCs/>
-        </w:rPr>
-        <w:t xml:space="preserve">Votre coût pièces ne peut pas croître au même rythme.</w:t>
-      </w:r>
-    </w:p>
-    <w:bookmarkEnd w:id="17"/>
-    <w:bookmarkStart w:id="18" w:name="prochaines-étapes"/>
+        <w:rPr>
+          <w:b/>
+          <w:bCs/>
+        </w:rPr>
+        <w:t xml:space="preserve">Roll-out progressif</w:t>
+      </w:r>
+      <w:r>
+        <w:t xml:space="preserve"> </w:t>
+      </w:r>
+      <w:r>
+        <w:t xml:space="preserve">sur les 6 000 véhicules — accompagnement Pièces (un Liaison senior dédié), import CSV de la flotte, formation des centres de maintenance, intégration aux outils existants.</w:t>
+      </w:r>
+    </w:p>
+    <w:bookmarkEnd w:id="29"/>
+    <w:bookmarkStart w:id="30" w:name="contact"/>
     <w:p>
       <w:pPr>
         <w:pStyle w:val="Heading2"/>
       </w:pPr>
       <w:r>
-        <w:t xml:space="preserve">Prochaines étapes</w:t>
-      </w:r>
-    </w:p>
-    <w:p>
-      <w:pPr>
-        <w:pStyle w:val="Compact"/>
-        <w:numPr>
-          <w:ilvl w:val="0"/>
-          <w:numId w:val="1008"/>
-        </w:numPr>
-      </w:pPr>
-      <w:r>
-        <w:rPr>
-          <w:b/>
-          <w:bCs/>
-        </w:rPr>
-        <w:t xml:space="preserve">Réunion de cadrage</w:t>
-      </w:r>
-      <w:r>
-        <w:t xml:space="preserve"> </w:t>
-      </w:r>
-      <w:r>
-        <w:t xml:space="preserve">(1 h) — nous présentons l'outil sur 5 véhicules de votre parc, en conditions réelles.</w:t>
-      </w:r>
-    </w:p>
-    <w:p>
-      <w:pPr>
-        <w:pStyle w:val="Compact"/>
-        <w:numPr>
-          <w:ilvl w:val="0"/>
-          <w:numId w:val="1008"/>
-        </w:numPr>
-      </w:pPr>
-      <w:r>
-        <w:rPr>
-          <w:b/>
-          <w:bCs/>
-        </w:rPr>
-        <w:t xml:space="preserve">Pilote 30 jours</w:t>
-      </w:r>
-      <w:r>
-        <w:t xml:space="preserve"> </w:t>
-      </w:r>
-      <w:r>
-        <w:t xml:space="preserve">sur 50 à 100 véhicules — toutes les fonctionnalités activées, sans engagement, sans carte bancaire.</w:t>
-      </w:r>
-    </w:p>
-    <w:p>
-      <w:pPr>
-        <w:pStyle w:val="Compact"/>
-        <w:numPr>
-          <w:ilvl w:val="0"/>
-          <w:numId w:val="1008"/>
-        </w:numPr>
-      </w:pPr>
-      <w:r>
-        <w:rPr>
-          <w:b/>
-          <w:bCs/>
-        </w:rPr>
-        <w:t xml:space="preserve">Bilan pilote + offre commerciale détaillée</w:t>
-      </w:r>
-      <w:r>
-        <w:t xml:space="preserve"> </w:t>
-      </w:r>
-      <w:r>
-        <w:t xml:space="preserve">— projection chiffrée sur votre parc complet, conditions de contrat, gouvernance opérationnelle.</w:t>
-      </w:r>
-    </w:p>
-    <w:p>
-      <w:pPr>
-        <w:pStyle w:val="Compact"/>
-        <w:numPr>
-          <w:ilvl w:val="0"/>
-          <w:numId w:val="1008"/>
-        </w:numPr>
-      </w:pPr>
-      <w:r>
-        <w:rPr>
-          <w:b/>
-          <w:bCs/>
-        </w:rPr>
-        <w:t xml:space="preserve">Roll-out progressif</w:t>
-      </w:r>
-      <w:r>
-        <w:t xml:space="preserve"> </w:t>
-      </w:r>
-      <w:r>
-        <w:t xml:space="preserve">sur les 6 000 véhicules — accompagnement Pièces (un Liaison senior dédié), import CSV de la flotte, formation des centres de maintenance, intégration aux outils existants.</w:t>
-      </w:r>
-    </w:p>
-    <w:bookmarkEnd w:id="18"/>
-    <w:bookmarkStart w:id="20" w:name="contact"/>
-    <w:p>
-      <w:pPr>
-        <w:pStyle w:val="Heading2"/>
-      </w:pPr>
-      <w:r>
         <w:t xml:space="preserve">Contact</w:t>
       </w:r>
     </w:p>
@@ -1301,14 +1273,9 @@
       <w:r>
         <w:t xml:space="preserve"> </w:t>
       </w:r>
-      <w:hyperlink r:id="rId19">
-        <w:r>
-          <w:rPr>
-            <w:rStyle w:val="Hyperlink"/>
-          </w:rPr>
-          <w:t xml:space="preserve">fernando.kouame@gmail.com</w:t>
-        </w:r>
-      </w:hyperlink>
+      <w:r>
+        <w:t xml:space="preserve">fernando.kouame@gmail.com</w:t>
+      </w:r>
     </w:p>
     <w:p>
       <w:pPr>
@@ -1319,16 +1286,12 @@
           <w:i/>
           <w:iCs/>
         </w:rPr>
-        <w:t xml:space="preserve">Ce document est confidentiel et destiné exclusivement à [Nom de l'entreprise VTC]. Les projections sont indicatives et fondées sur des hypothèses prudentes d'usage VTC heavy-use ; l'offre commerciale finale sera adaptée après audit du parc.</w:t>
-      </w:r>
-    </w:p>
-    <w:bookmarkEnd w:id="20"/>
-    <w:bookmarkEnd w:id="21"/>
-    <w:sectPr>
-      <w:footnotePr>
-        <w:numRestart w:val="eachSect"/>
-      </w:footnotePr>
-    </w:sectPr>
+        <w:t xml:space="preserve">Ce document est confidentiel et destiné exclusivement à [Nom de l’entreprise VTC]. Les projections sont indicatives et fondées sur des hypothèses prudentes d’usage VTC heavy-use ; l’offre commerciale finale sera adaptée après audit du parc.</w:t>
+      </w:r>
+    </w:p>
+    <w:bookmarkEnd w:id="30"/>
+    <w:bookmarkEnd w:id="31"/>
+    <w:sectPr/>
   </w:body>
 </w:document>
 </file>
@@ -1641,12 +1604,6 @@
     <w:abstractNumId w:val="991"/>
   </w:num>
   <w:num w:numId="1006">
-    <w:abstractNumId w:val="991"/>
-  </w:num>
-  <w:num w:numId="1007">
-    <w:abstractNumId w:val="991"/>
-  </w:num>
-  <w:num w:numId="1008">
     <w:abstractNumId w:val="99411"/>
     <w:lvlOverride w:ilvl="0">
       <w:startOverride w:val="1"/>
@@ -1684,10 +1641,10 @@
   <w:docDefaults>
     <w:rPrDefault>
       <w:rPr>
-        <w:rFonts w:asciiTheme="minorHAnsi" w:cstheme="minorBidi" w:eastAsiaTheme="minorEastAsia" w:hAnsiTheme="minorHAnsi"/>
+        <w:rFonts w:asciiTheme="minorHAnsi" w:cstheme="minorBidi" w:eastAsiaTheme="minorHAnsi" w:hAnsiTheme="minorHAnsi"/>
         <w:sz w:val="24"/>
         <w:szCs w:val="24"/>
-        <w:lang w:bidi="ar-SA" w:eastAsia="zh-CN" w:val="en-US"/>
+        <w:lang w:bidi="ar-SA" w:eastAsia="en-US" w:val="en-US"/>
       </w:rPr>
     </w:rPrDefault>
     <w:pPrDefault>
@@ -1739,6 +1696,8 @@
     </w:pPr>
     <w:rPr>
       <w:rFonts w:asciiTheme="majorHAnsi" w:cstheme="majorBidi" w:eastAsiaTheme="majorEastAsia" w:hAnsiTheme="majorHAnsi"/>
+      <w:spacing w:val="-10"/>
+      <w:kern w:val="28"/>
       <w:sz w:val="56"/>
       <w:szCs w:val="56"/>
     </w:rPr>
@@ -1751,6 +1710,8 @@
     <w:rsid w:val="00A10FD9"/>
     <w:rPr>
       <w:rFonts w:asciiTheme="majorHAnsi" w:cstheme="majorBidi" w:eastAsiaTheme="majorEastAsia" w:hAnsiTheme="majorHAnsi"/>
+      <w:spacing w:val="-10"/>
+      <w:kern w:val="28"/>
       <w:sz w:val="56"/>
       <w:szCs w:val="56"/>
     </w:rPr>
@@ -1791,31 +1752,23 @@
   </w:style>
   <w:style w:customStyle="1" w:styleId="Author" w:type="paragraph">
     <w:name w:val="Author"/>
-    <w:basedOn w:val="Title"/>
     <w:next w:val="BodyText"/>
     <w:qFormat/>
     <w:pPr>
       <w:keepNext/>
       <w:keepLines/>
+      <w:jc w:val="center"/>
     </w:pPr>
-    <w:rPr>
-      <w:sz w:val="24"/>
-      <w:szCs w:val="24"/>
-    </w:rPr>
   </w:style>
   <w:style w:styleId="Date" w:type="paragraph">
     <w:name w:val="Date"/>
-    <w:basedOn w:val="Title"/>
     <w:next w:val="BodyText"/>
     <w:qFormat/>
     <w:pPr>
       <w:keepNext/>
       <w:keepLines/>
+      <w:jc w:val="center"/>
     </w:pPr>
-    <w:rPr>
-      <w:sz w:val="24"/>
-      <w:szCs w:val="24"/>
-    </w:rPr>
   </w:style>
   <w:style w:customStyle="1" w:styleId="AbstractTitle" w:type="paragraph">
     <w:name w:val="Abstract Title"/>
@@ -2228,6 +2181,13 @@
       </w:tblCellMar>
     </w:tblPr>
     <w:tblStylePr w:type="firstRow">
+      <w:tblPr>
+        <w:jc w:val="left"/>
+        <w:tblInd w:type="dxa" w:w="0"/>
+      </w:tblPr>
+      <w:trPr>
+        <w:jc w:val="left"/>
+      </w:trPr>
       <w:tcPr>
         <w:tcBorders>
           <w:bottom w:val="single"/>

--- a/docs/brochure-vtc-grand-compte-2026-05.docx
+++ b/docs/brochure-vtc-grand-compte-2026-05.docx
@@ -2,7 +2,7 @@
 <file path=word/document.xml><?xml version="1.0" encoding="utf-8"?>
 <w:document xmlns:w="http://schemas.openxmlformats.org/wordprocessingml/2006/main" xmlns:m="http://schemas.openxmlformats.org/officeDocument/2006/math" xmlns:r="http://schemas.openxmlformats.org/officeDocument/2006/relationships" xmlns:o="urn:schemas-microsoft-com:office:office" xmlns:v="urn:schemas-microsoft-com:vml" xmlns:w10="urn:schemas-microsoft-com:office:word" xmlns:a="http://schemas.openxmlformats.org/drawingml/2006/main" xmlns:pic="http://schemas.openxmlformats.org/drawingml/2006/picture" xmlns:wp="http://schemas.openxmlformats.org/drawingml/2006/wordprocessingDrawing">
   <w:body>
-    <w:bookmarkStart w:id="31" w:name="X56f3a5971073bbb230b9e6d2a773b51e341228c"/>
+    <w:bookmarkStart w:id="32" w:name="X136b036476e49071127b20c698f9f2120c71837"/>
     <w:p>
       <w:pPr>
         <w:pStyle w:val="Heading1"/>
@@ -20,7 +20,7 @@
           <w:i/>
           <w:iCs/>
         </w:rPr>
-        <w:t xml:space="preserve">Édition confidentielle · destinée à [Nom de l’entreprise VTC] · 27 mai 2026</w:t>
+        <w:t xml:space="preserve">Édition confidentielle · destinée à [Nom de l'entreprise VTC] · 27 mai 2026</w:t>
       </w:r>
     </w:p>
     <w:p>
@@ -44,7 +44,7 @@
         <w:t xml:space="preserve"> </w:t>
       </w:r>
       <w:r>
-        <w:t xml:space="preserve">en Côte d’Ivoire qui exploitent</w:t>
+        <w:t xml:space="preserve">en Côte d'Ivoire qui exploitent</w:t>
       </w:r>
       <w:r>
         <w:t xml:space="preserve"> </w:t>
@@ -60,7 +60,7 @@
         <w:t xml:space="preserve"> </w:t>
       </w:r>
       <w:r>
-        <w:t xml:space="preserve">et veulent reprendre le contrôle sur leur budget pièces, leur taux d’immobilisation et leur conformité fiscale.</w:t>
+        <w:t xml:space="preserve">et veulent reprendre le contrôle sur leur budget pièces, leur taux d'immobilisation et leur conformité fiscale.</w:t>
       </w:r>
     </w:p>
     <w:bookmarkStart w:id="20" w:name="le-problème-à-votre-échelle"/>
@@ -103,13 +103,13 @@
           <w:b/>
           <w:bCs/>
         </w:rPr>
-        <w:t xml:space="preserve">15 à 25 jours d’immobilisation par véhicule et par an</w:t>
-      </w:r>
-      <w:r>
-        <w:t xml:space="preserve"> </w:t>
-      </w:r>
-      <w:r>
-        <w:t xml:space="preserve">— soit l’équivalent de</w:t>
+        <w:t xml:space="preserve">15 à 25 jours d'immobilisation par véhicule et par an</w:t>
+      </w:r>
+      <w:r>
+        <w:t xml:space="preserve"> </w:t>
+      </w:r>
+      <w:r>
+        <w:t xml:space="preserve">— soit l'équivalent de</w:t>
       </w:r>
       <w:r>
         <w:t xml:space="preserve"> </w:t>
@@ -134,107 +134,6 @@
       </w:pPr>
       <w:r>
         <w:t xml:space="preserve">Sans plateforme dédiée :</w:t>
-      </w:r>
-      <w:r>
-        <w:t xml:space="preserve"> </w:t>
-      </w:r>
-      <w:r>
-        <w:t xml:space="preserve">- Vous n’avez pas de prix de référence consolidé sur les pièces, fournisseur par fournisseur.</w:t>
-      </w:r>
-      <w:r>
-        <w:t xml:space="preserve"> </w:t>
-      </w:r>
-      <w:r>
-        <w:t xml:space="preserve">- Vos chauffeurs et garagistes achètent en local au prix qu’ils trouvent, sans comparaison.</w:t>
-      </w:r>
-      <w:r>
-        <w:t xml:space="preserve"> </w:t>
-      </w:r>
-      <w:r>
-        <w:t xml:space="preserve">- Les véhicules les plus coûteux à entretenir restent invisibles — 5 % du parc consomme 30 % du budget pièces, et personne ne les sort de la rotation.</w:t>
-      </w:r>
-      <w:r>
-        <w:t xml:space="preserve"> </w:t>
-      </w:r>
-      <w:r>
-        <w:t xml:space="preserve">- Les pannes urgentes immobilisent un véhicule 24 à 72 heures parce que la pièce n’est pas trouvée dans la journée.</w:t>
-      </w:r>
-      <w:r>
-        <w:t xml:space="preserve"> </w:t>
-      </w:r>
-      <w:r>
-        <w:t xml:space="preserve">- Vos factures fournisseurs arrivent en désordre, sans facture normalisée DGI consolidée — votre comptabilité passe 4 à 6 jours par mois à reconstituer les liasses.</w:t>
-      </w:r>
-    </w:p>
-    <w:p>
-      <w:pPr>
-        <w:pStyle w:val="BodyText"/>
-      </w:pPr>
-      <w:r>
-        <w:t xml:space="preserve">À 6 000 véhicules,</w:t>
-      </w:r>
-      <w:r>
-        <w:t xml:space="preserve"> </w:t>
-      </w:r>
-      <w:r>
-        <w:rPr>
-          <w:b/>
-          <w:bCs/>
-        </w:rPr>
-        <w:t xml:space="preserve">chaque jour de panne évité × jour vaut entre 30 et 50 000 FCFA</w:t>
-      </w:r>
-      <w:r>
-        <w:t xml:space="preserve">. Réduire l’immobilisation moyenne de 2 jours par véhicule par an, c’est</w:t>
-      </w:r>
-      <w:r>
-        <w:t xml:space="preserve"> </w:t>
-      </w:r>
-      <w:r>
-        <w:rPr>
-          <w:b/>
-          <w:bCs/>
-        </w:rPr>
-        <w:t xml:space="preserve">360 à 600 millions de FCFA d’opex récupérés</w:t>
-      </w:r>
-      <w:r>
-        <w:t xml:space="preserve">.</w:t>
-      </w:r>
-    </w:p>
-    <w:bookmarkEnd w:id="20"/>
-    <w:bookmarkStart w:id="26" w:name="ce-que-pièces-apporte-à-votre-échelle"/>
-    <w:p>
-      <w:pPr>
-        <w:pStyle w:val="Heading2"/>
-      </w:pPr>
-      <w:r>
-        <w:t xml:space="preserve">Ce que Pièces apporte à votre échelle</w:t>
-      </w:r>
-    </w:p>
-    <w:bookmarkStart w:id="21" w:name="Xbfd1778c808902e85e98172670d303c187c14c5"/>
-    <w:p>
-      <w:pPr>
-        <w:pStyle w:val="Heading3"/>
-      </w:pPr>
-      <w:r>
-        <w:t xml:space="preserve">1. Une marketplace consolidée avec garantie intermédiée</w:t>
-      </w:r>
-    </w:p>
-    <w:p>
-      <w:pPr>
-        <w:pStyle w:val="FirstParagraph"/>
-      </w:pPr>
-      <w:r>
-        <w:t xml:space="preserve">Plus de 200 fournisseurs Abidjan + intérieur, comparateur multi-fournisseurs sur chaque référence, garantie pièce intermédiée par Pièces, workflow de retours structuré. Vos chauffeurs et garagistes accèdent au même catalogue, au même prix, partout en Côte d’Ivoire.</w:t>
-      </w:r>
-    </w:p>
-    <w:bookmarkEnd w:id="21"/>
-    <w:bookmarkStart w:id="22" w:name="pilotage-de-flotte-à-grande-échelle"/>
-    <w:p>
-      <w:pPr>
-        <w:pStyle w:val="Heading3"/>
-      </w:pPr>
-      <w:r>
-        <w:t xml:space="preserve">2. Pilotage de flotte à grande échelle</w:t>
       </w:r>
     </w:p>
     <w:p>
@@ -246,17 +145,7 @@
         </w:numPr>
       </w:pPr>
       <w:r>
-        <w:rPr>
-          <w:b/>
-          <w:bCs/>
-        </w:rPr>
-        <w:t xml:space="preserve">Tableau de bord multi-véhicules</w:t>
-      </w:r>
-      <w:r>
-        <w:t xml:space="preserve"> </w:t>
-      </w:r>
-      <w:r>
-        <w:t xml:space="preserve">— coût par véhicule, par centre, par catégorie, mois après mois.</w:t>
+        <w:t xml:space="preserve">Vous n'avez pas de prix de référence consolidé sur les pièces, fournisseur par fournisseur.</w:t>
       </w:r>
     </w:p>
     <w:p>
@@ -268,17 +157,7 @@
         </w:numPr>
       </w:pPr>
       <w:r>
-        <w:rPr>
-          <w:b/>
-          <w:bCs/>
-        </w:rPr>
-        <w:t xml:space="preserve">Détection automatique des véhicules « gouffres »</w:t>
-      </w:r>
-      <w:r>
-        <w:t xml:space="preserve"> </w:t>
-      </w:r>
-      <w:r>
-        <w:t xml:space="preserve">— l’algorithme isole les 5 % de votre parc qui consomment 30 % du budget. Vous prenez la décision : sortir de rotation, reconditionner ou revendre.</w:t>
+        <w:t xml:space="preserve">Vos chauffeurs et garagistes achètent en local au prix qu'ils trouvent, sans comparaison.</w:t>
       </w:r>
     </w:p>
     <w:p>
@@ -290,17 +169,7 @@
         </w:numPr>
       </w:pPr>
       <w:r>
-        <w:rPr>
-          <w:b/>
-          <w:bCs/>
-        </w:rPr>
-        <w:t xml:space="preserve">Comparateur enrichi</w:t>
-      </w:r>
-      <w:r>
-        <w:t xml:space="preserve"> </w:t>
-      </w:r>
-      <w:r>
-        <w:t xml:space="preserve">— scoring qualité fournisseur sur 100, garantie comparée, recommandation « meilleur sur tous critères ».</w:t>
+        <w:t xml:space="preserve">Les véhicules les plus coûteux à entretenir restent invisibles — 5 % du parc consomme 30 % du budget pièces, et personne ne les sort de la rotation.</w:t>
       </w:r>
     </w:p>
     <w:p>
@@ -312,27 +181,90 @@
         </w:numPr>
       </w:pPr>
       <w:r>
-        <w:rPr>
-          <w:b/>
-          <w:bCs/>
-        </w:rPr>
-        <w:t xml:space="preserve">Reporting avancé</w:t>
-      </w:r>
-      <w:r>
-        <w:t xml:space="preserve"> </w:t>
-      </w:r>
-      <w:r>
-        <w:t xml:space="preserve">— coût/km, par catégorie, exports CSV par flotte ou par centre.</w:t>
-      </w:r>
-    </w:p>
-    <w:bookmarkEnd w:id="22"/>
-    <w:bookmarkStart w:id="23" w:name="automatisation-des-achats-récurrents"/>
+        <w:t xml:space="preserve">Les pannes urgentes immobilisent un véhicule 24 à 72 heures parce que la pièce n'est pas trouvée dans la journée.</w:t>
+      </w:r>
+    </w:p>
+    <w:p>
+      <w:pPr>
+        <w:pStyle w:val="Compact"/>
+        <w:numPr>
+          <w:ilvl w:val="0"/>
+          <w:numId w:val="1001"/>
+        </w:numPr>
+      </w:pPr>
+      <w:r>
+        <w:t xml:space="preserve">Vos factures fournisseurs arrivent en désordre, sans facture normalisée DGI consolidée — votre comptabilité passe 4 à 6 jours par mois à reconstituer les liasses.</w:t>
+      </w:r>
+    </w:p>
+    <w:p>
+      <w:pPr>
+        <w:pStyle w:val="FirstParagraph"/>
+      </w:pPr>
+      <w:r>
+        <w:t xml:space="preserve">À 6 000 véhicules,</w:t>
+      </w:r>
+      <w:r>
+        <w:t xml:space="preserve"> </w:t>
+      </w:r>
+      <w:r>
+        <w:rPr>
+          <w:b/>
+          <w:bCs/>
+        </w:rPr>
+        <w:t xml:space="preserve">chaque jour de panne évité × jour vaut entre 30 et 50 000 FCFA</w:t>
+      </w:r>
+      <w:r>
+        <w:t xml:space="preserve">. Réduire l'immobilisation moyenne de 2 jours par véhicule par an, c'est</w:t>
+      </w:r>
+      <w:r>
+        <w:t xml:space="preserve"> </w:t>
+      </w:r>
+      <w:r>
+        <w:rPr>
+          <w:b/>
+          <w:bCs/>
+        </w:rPr>
+        <w:t xml:space="preserve">360 à 600 millions de FCFA d'opex récupérés</w:t>
+      </w:r>
+      <w:r>
+        <w:t xml:space="preserve">.</w:t>
+      </w:r>
+    </w:p>
+    <w:bookmarkEnd w:id="20"/>
+    <w:bookmarkStart w:id="26" w:name="ce-que-pièces-apporte-à-votre-échelle"/>
+    <w:p>
+      <w:pPr>
+        <w:pStyle w:val="Heading2"/>
+      </w:pPr>
+      <w:r>
+        <w:t xml:space="preserve">Ce que Pièces apporte à votre échelle</w:t>
+      </w:r>
+    </w:p>
+    <w:bookmarkStart w:id="21" w:name="Xd76271913120d7ebca01b634aed40b666237d53"/>
     <w:p>
       <w:pPr>
         <w:pStyle w:val="Heading3"/>
       </w:pPr>
       <w:r>
-        <w:t xml:space="preserve">3. Automatisation des achats récurrents</w:t>
+        <w:t xml:space="preserve">1. Une marketplace consolidée avec garantie intermédiée</w:t>
+      </w:r>
+    </w:p>
+    <w:p>
+      <w:pPr>
+        <w:pStyle w:val="FirstParagraph"/>
+      </w:pPr>
+      <w:r>
+        <w:t xml:space="preserve">Plus de 200 fournisseurs Abidjan + intérieur, comparateur multi-fournisseurs sur chaque référence, garantie pièce intermédiée par Pièces, workflow de retours structuré. Vos chauffeurs et garagistes accèdent au même catalogue, au même prix, partout en Côte d'Ivoire.</w:t>
+      </w:r>
+    </w:p>
+    <w:bookmarkEnd w:id="21"/>
+    <w:bookmarkStart w:id="22" w:name="Xbe792bfe7449c2e031de90abe28d0a1af670fc4"/>
+    <w:p>
+      <w:pPr>
+        <w:pStyle w:val="Heading3"/>
+      </w:pPr>
+      <w:r>
+        <w:t xml:space="preserve">2. Pilotage de flotte à grande échelle</w:t>
       </w:r>
     </w:p>
     <w:p>
@@ -348,13 +280,13 @@
           <w:b/>
           <w:bCs/>
         </w:rPr>
-        <w:t xml:space="preserve">Alertes prédictives multi-canal</w:t>
-      </w:r>
-      <w:r>
-        <w:t xml:space="preserve"> </w:t>
-      </w:r>
-      <w:r>
-        <w:t xml:space="preserve">(WhatsApp, SMS, email) à 500 km avant chaque échéance (vidange, filtres, plaquettes, courroie).</w:t>
+        <w:t xml:space="preserve">Tableau de bord multi-véhicules</w:t>
+      </w:r>
+      <w:r>
+        <w:t xml:space="preserve"> </w:t>
+      </w:r>
+      <w:r>
+        <w:t xml:space="preserve">— coût par véhicule, par centre, par catégorie, mois après mois.</w:t>
       </w:r>
     </w:p>
     <w:p>
@@ -370,13 +302,13 @@
           <w:b/>
           <w:bCs/>
         </w:rPr>
-        <w:t xml:space="preserve">Stock tampon avec réapprovisionnement automatique</w:t>
-      </w:r>
-      <w:r>
-        <w:t xml:space="preserve"> </w:t>
-      </w:r>
-      <w:r>
-        <w:t xml:space="preserve">sur vos 20-30 références critiques (plaquettes Yaris, filtres Hilux, etc.). Plus jamais de rupture sur les SKU qui immobilisent.</w:t>
+        <w:t xml:space="preserve">Détection automatique des véhicules « gouffres »</w:t>
+      </w:r>
+      <w:r>
+        <w:t xml:space="preserve"> </w:t>
+      </w:r>
+      <w:r>
+        <w:t xml:space="preserve">— l'algorithme isole les 5 % de votre parc qui consomment 30 % du budget. Vous prenez la décision : sortir de rotation, reconditionner ou revendre.</w:t>
       </w:r>
     </w:p>
     <w:p>
@@ -392,23 +324,45 @@
           <w:b/>
           <w:bCs/>
         </w:rPr>
-        <w:t xml:space="preserve">Rôles fins</w:t>
-      </w:r>
-      <w:r>
-        <w:t xml:space="preserve"> </w:t>
-      </w:r>
-      <w:r>
-        <w:t xml:space="preserve">: gestionnaire central, gestionnaire de centre, mécanicien, comptable, chauffeur — chacun voit ce qui le concerne, signe ce qu’il a le droit de signer.</w:t>
-      </w:r>
-    </w:p>
-    <w:bookmarkEnd w:id="23"/>
-    <w:bookmarkStart w:id="24" w:name="conformité-fiscale-dgi"/>
+        <w:t xml:space="preserve">Comparateur enrichi</w:t>
+      </w:r>
+      <w:r>
+        <w:t xml:space="preserve"> </w:t>
+      </w:r>
+      <w:r>
+        <w:t xml:space="preserve">— scoring qualité fournisseur sur 100, garantie comparée, recommandation « meilleur sur tous critères ».</w:t>
+      </w:r>
+    </w:p>
+    <w:p>
+      <w:pPr>
+        <w:pStyle w:val="Compact"/>
+        <w:numPr>
+          <w:ilvl w:val="0"/>
+          <w:numId w:val="1002"/>
+        </w:numPr>
+      </w:pPr>
+      <w:r>
+        <w:rPr>
+          <w:b/>
+          <w:bCs/>
+        </w:rPr>
+        <w:t xml:space="preserve">Reporting avancé</w:t>
+      </w:r>
+      <w:r>
+        <w:t xml:space="preserve"> </w:t>
+      </w:r>
+      <w:r>
+        <w:t xml:space="preserve">— coût/km, par catégorie, exports CSV par flotte ou par centre.</w:t>
+      </w:r>
+    </w:p>
+    <w:bookmarkEnd w:id="22"/>
+    <w:bookmarkStart w:id="23" w:name="X95173cec2dde985d82a5174d3a81b64c601a9f5"/>
     <w:p>
       <w:pPr>
         <w:pStyle w:val="Heading3"/>
       </w:pPr>
       <w:r>
-        <w:t xml:space="preserve">4. Conformité fiscale DGI</w:t>
+        <w:t xml:space="preserve">3. Automatisation des achats récurrents</w:t>
       </w:r>
     </w:p>
     <w:p>
@@ -424,13 +378,13 @@
           <w:b/>
           <w:bCs/>
         </w:rPr>
-        <w:t xml:space="preserve">Factures normalisées DGI</w:t>
-      </w:r>
-      <w:r>
-        <w:t xml:space="preserve"> </w:t>
-      </w:r>
-      <w:r>
-        <w:t xml:space="preserve">sur chaque commande (passerelle FNE-CI en intégration).</w:t>
+        <w:t xml:space="preserve">Alertes prédictives multi-canal</w:t>
+      </w:r>
+      <w:r>
+        <w:t xml:space="preserve"> </w:t>
+      </w:r>
+      <w:r>
+        <w:t xml:space="preserve">(WhatsApp, SMS, email) à 500 km avant chaque échéance (vidange, filtres, plaquettes, courroie).</w:t>
       </w:r>
     </w:p>
     <w:p>
@@ -446,13 +400,13 @@
           <w:b/>
           <w:bCs/>
         </w:rPr>
-        <w:t xml:space="preserve">Facture mensuelle consolidée</w:t>
-      </w:r>
-      <w:r>
-        <w:t xml:space="preserve"> </w:t>
-      </w:r>
-      <w:r>
-        <w:t xml:space="preserve">— un seul PDF récapitulant toutes les commandes du mois, ventilées par véhicule, centre, vendeur, avec TVA détachée.</w:t>
+        <w:t xml:space="preserve">Stock tampon avec réapprovisionnement automatique</w:t>
+      </w:r>
+      <w:r>
+        <w:t xml:space="preserve"> </w:t>
+      </w:r>
+      <w:r>
+        <w:t xml:space="preserve">sur vos 20-30 références critiques (plaquettes Yaris, filtres Hilux, etc.). Plus jamais de rupture sur les SKU qui immobilisent.</w:t>
       </w:r>
     </w:p>
     <w:p>
@@ -468,44 +422,23 @@
           <w:b/>
           <w:bCs/>
         </w:rPr>
-        <w:t xml:space="preserve">Module optimisation fiscale</w:t>
-      </w:r>
-      <w:r>
-        <w:t xml:space="preserve"> </w:t>
-      </w:r>
-      <w:r>
-        <w:t xml:space="preserve">— ventilation pièces / entretien / réparation, calcul TVA récupérable, export FEC compatible logiciel comptable. Pour une flotte de 6 000 véhicules au régime du réel,</w:t>
-      </w:r>
-      <w:r>
-        <w:t xml:space="preserve"> </w:t>
-      </w:r>
-      <w:r>
-        <w:rPr>
-          <w:b/>
-          <w:bCs/>
-        </w:rPr>
-        <w:t xml:space="preserve">1 à 2 % d’économie d’impôt sur le budget pièces annuel = 8 à 18 M FCFA récupérés</w:t>
-      </w:r>
-      <w:r>
-        <w:t xml:space="preserve">.</w:t>
-      </w:r>
-    </w:p>
-    <w:bookmarkEnd w:id="24"/>
-    <w:bookmarkStart w:id="25" w:name="couche-urgence-flotte-pro"/>
+        <w:t xml:space="preserve">Rôles fins</w:t>
+      </w:r>
+      <w:r>
+        <w:t xml:space="preserve"> </w:t>
+      </w:r>
+      <w:r>
+        <w:t xml:space="preserve">: gestionnaire central, gestionnaire de centre, mécanicien, comptable, chauffeur — chacun voit ce qui le concerne, signe ce qu'il a le droit de signer.</w:t>
+      </w:r>
+    </w:p>
+    <w:bookmarkEnd w:id="23"/>
+    <w:bookmarkStart w:id="24" w:name="Xeb975253f5062849cd91c45b28359c06da38888"/>
     <w:p>
       <w:pPr>
         <w:pStyle w:val="Heading3"/>
       </w:pPr>
       <w:r>
-        <w:t xml:space="preserve">5. Couche urgence (Flotte Pro +)</w:t>
-      </w:r>
-    </w:p>
-    <w:p>
-      <w:pPr>
-        <w:pStyle w:val="FirstParagraph"/>
-      </w:pPr>
-      <w:r>
-        <w:t xml:space="preserve">Pour les véhicules sur lesquels une journée d’immobilisation coûte cher :</w:t>
+        <w:t xml:space="preserve">4. Conformité fiscale DGI</w:t>
       </w:r>
     </w:p>
     <w:p>
@@ -521,13 +454,13 @@
           <w:b/>
           <w:bCs/>
         </w:rPr>
-        <w:t xml:space="preserve">Livraison express prioritaire à Abidjan</w:t>
-      </w:r>
-      <w:r>
-        <w:t xml:space="preserve"> </w:t>
-      </w:r>
-      <w:r>
-        <w:t xml:space="preserve">: notre équipe dédiée livre le plus rapidement possible quand la pièce est en stock chez un vendeur partenaire.</w:t>
+        <w:t xml:space="preserve">Factures normalisées DGI</w:t>
+      </w:r>
+      <w:r>
+        <w:t xml:space="preserve"> </w:t>
+      </w:r>
+      <w:r>
+        <w:t xml:space="preserve">sur chaque commande (passerelle FNE-CI en intégration).</w:t>
       </w:r>
     </w:p>
     <w:p>
@@ -543,13 +476,13 @@
           <w:b/>
           <w:bCs/>
         </w:rPr>
-        <w:t xml:space="preserve">Livraison prioritaire hors Abidjan</w:t>
-      </w:r>
-      <w:r>
-        <w:t xml:space="preserve"> </w:t>
-      </w:r>
-      <w:r>
-        <w:t xml:space="preserve">(San-Pédro, Bouaké, Yamoussoukro, Korhogo), plus rapide que le standard.</w:t>
+        <w:t xml:space="preserve">Facture mensuelle consolidée</w:t>
+      </w:r>
+      <w:r>
+        <w:t xml:space="preserve"> </w:t>
+      </w:r>
+      <w:r>
+        <w:t xml:space="preserve">— un seul PDF récapitulant toutes les commandes du mois, ventilées par véhicule, centre, vendeur, avec TVA détachée.</w:t>
       </w:r>
     </w:p>
     <w:p>
@@ -565,13 +498,44 @@
           <w:b/>
           <w:bCs/>
         </w:rPr>
-        <w:t xml:space="preserve">Ligne WhatsApp dédiée 6 h – 22 h, 7 j / 7</w:t>
-      </w:r>
-      <w:r>
-        <w:t xml:space="preserve"> </w:t>
-      </w:r>
-      <w:r>
-        <w:t xml:space="preserve">avec un Liaison Pièces affecté à votre compte.</w:t>
+        <w:t xml:space="preserve">Module optimisation fiscale</w:t>
+      </w:r>
+      <w:r>
+        <w:t xml:space="preserve"> </w:t>
+      </w:r>
+      <w:r>
+        <w:t xml:space="preserve">— ventilation pièces / entretien / réparation, calcul TVA récupérable, export FEC compatible logiciel comptable. Pour une flotte de 6 000 véhicules au régime du réel,</w:t>
+      </w:r>
+      <w:r>
+        <w:t xml:space="preserve"> </w:t>
+      </w:r>
+      <w:r>
+        <w:rPr>
+          <w:b/>
+          <w:bCs/>
+        </w:rPr>
+        <w:t xml:space="preserve">1 à 2 % d'économie d'impôt sur le budget pièces annuel = 8 à 18 M FCFA récupérés</w:t>
+      </w:r>
+      <w:r>
+        <w:t xml:space="preserve">.</w:t>
+      </w:r>
+    </w:p>
+    <w:bookmarkEnd w:id="24"/>
+    <w:bookmarkStart w:id="25" w:name="Xe15db232a94de32d6b2dc613c1033bc78e4809f"/>
+    <w:p>
+      <w:pPr>
+        <w:pStyle w:val="Heading3"/>
+      </w:pPr>
+      <w:r>
+        <w:t xml:space="preserve">5. Couche urgence (Flotte Pro +)</w:t>
+      </w:r>
+    </w:p>
+    <w:p>
+      <w:pPr>
+        <w:pStyle w:val="FirstParagraph"/>
+      </w:pPr>
+      <w:r>
+        <w:t xml:space="preserve">Pour les véhicules sur lesquels une journée d'immobilisation coûte cher :</w:t>
       </w:r>
     </w:p>
     <w:p>
@@ -579,7 +543,7 @@
         <w:pStyle w:val="Compact"/>
         <w:numPr>
           <w:ilvl w:val="0"/>
-          <w:numId w:val="1004"/>
+          <w:numId w:val="1005"/>
         </w:numPr>
       </w:pPr>
       <w:r>
@@ -587,13 +551,79 @@
           <w:b/>
           <w:bCs/>
         </w:rPr>
+        <w:t xml:space="preserve">Livraison express prioritaire à Abidjan</w:t>
+      </w:r>
+      <w:r>
+        <w:t xml:space="preserve"> </w:t>
+      </w:r>
+      <w:r>
+        <w:t xml:space="preserve">: notre équipe dédiée livre le plus rapidement possible quand la pièce est en stock chez un vendeur partenaire.</w:t>
+      </w:r>
+    </w:p>
+    <w:p>
+      <w:pPr>
+        <w:pStyle w:val="Compact"/>
+        <w:numPr>
+          <w:ilvl w:val="0"/>
+          <w:numId w:val="1005"/>
+        </w:numPr>
+      </w:pPr>
+      <w:r>
+        <w:rPr>
+          <w:b/>
+          <w:bCs/>
+        </w:rPr>
+        <w:t xml:space="preserve">Livraison prioritaire hors Abidjan</w:t>
+      </w:r>
+      <w:r>
+        <w:t xml:space="preserve"> </w:t>
+      </w:r>
+      <w:r>
+        <w:t xml:space="preserve">(San-Pédro, Bouaké, Yamoussoukro, Korhogo), plus rapide que le standard.</w:t>
+      </w:r>
+    </w:p>
+    <w:p>
+      <w:pPr>
+        <w:pStyle w:val="Compact"/>
+        <w:numPr>
+          <w:ilvl w:val="0"/>
+          <w:numId w:val="1005"/>
+        </w:numPr>
+      </w:pPr>
+      <w:r>
+        <w:rPr>
+          <w:b/>
+          <w:bCs/>
+        </w:rPr>
+        <w:t xml:space="preserve">Ligne WhatsApp dédiée 6 h – 22 h, 7 j / 7</w:t>
+      </w:r>
+      <w:r>
+        <w:t xml:space="preserve"> </w:t>
+      </w:r>
+      <w:r>
+        <w:t xml:space="preserve">avec un Liaison Pièces affecté à votre compte.</w:t>
+      </w:r>
+    </w:p>
+    <w:p>
+      <w:pPr>
+        <w:pStyle w:val="Compact"/>
+        <w:numPr>
+          <w:ilvl w:val="0"/>
+          <w:numId w:val="1005"/>
+        </w:numPr>
+      </w:pPr>
+      <w:r>
+        <w:rPr>
+          <w:b/>
+          <w:bCs/>
+        </w:rPr>
         <w:t xml:space="preserve">Concierge dépannage</w:t>
       </w:r>
       <w:r>
         <w:t xml:space="preserve"> </w:t>
       </w:r>
       <w:r>
-        <w:t xml:space="preserve">: un appel, Pièces trouve la pièce et l’achemine — même si elle n’est pas au catalogue.</w:t>
+        <w:t xml:space="preserve">: un appel, Pièces trouve la pièce et l'achemine — même si elle n'est pas au catalogue.</w:t>
       </w:r>
     </w:p>
     <w:bookmarkEnd w:id="25"/>
@@ -604,7 +634,7 @@
         <w:pStyle w:val="Heading2"/>
       </w:pPr>
       <w:r>
-        <w:t xml:space="preserve">L’économie projetée pour 6 000 véhicules</w:t>
+        <w:t xml:space="preserve">L'économie projetée pour 6 000 véhicules</w:t>
       </w:r>
     </w:p>
     <w:p>
@@ -618,8 +648,7 @@
     <w:tbl>
       <w:tblPr>
         <w:tblStyle w:val="Table"/>
-        <w:tblW w:type="pct" w:w="5000"/>
-        <w:tblLayout w:type="fixed"/>
+        <w:tblW w:type="auto" w:w="0"/>
         <w:tblLook w:firstRow="1" w:lastRow="0" w:firstColumn="0" w:lastColumn="0" w:noHBand="0" w:noVBand="0" w:val="0020"/>
       </w:tblPr>
       <w:tblGrid>
@@ -817,8 +846,7 @@
     <w:tbl>
       <w:tblPr>
         <w:tblStyle w:val="Table"/>
-        <w:tblW w:type="pct" w:w="5000"/>
-        <w:tblLayout w:type="fixed"/>
+        <w:tblW w:type="auto" w:w="0"/>
         <w:tblLook w:firstRow="1" w:lastRow="0" w:firstColumn="0" w:lastColumn="0" w:noHBand="0" w:noVBand="0" w:val="0020"/>
       </w:tblPr>
       <w:tblGrid>
@@ -996,164 +1024,6 @@
       <w:r>
         <w:t xml:space="preserve">ROI net projeté :</w:t>
       </w:r>
-      <w:r>
-        <w:t xml:space="preserve"> </w:t>
-      </w:r>
-      <w:r>
-        <w:t xml:space="preserve">-</w:t>
-      </w:r>
-      <w:r>
-        <w:t xml:space="preserve"> </w:t>
-      </w:r>
-      <w:r>
-        <w:rPr>
-          <w:b/>
-          <w:bCs/>
-        </w:rPr>
-        <w:t xml:space="preserve">Flotte Pro</w:t>
-      </w:r>
-      <w:r>
-        <w:t xml:space="preserve"> </w:t>
-      </w:r>
-      <w:r>
-        <w:t xml:space="preserve">: +248 à +388 M FCFA/an (ROI ×1,8 à ×2,3)</w:t>
-      </w:r>
-      <w:r>
-        <w:t xml:space="preserve"> </w:t>
-      </w:r>
-      <w:r>
-        <w:t xml:space="preserve">-</w:t>
-      </w:r>
-      <w:r>
-        <w:t xml:space="preserve"> </w:t>
-      </w:r>
-      <w:r>
-        <w:rPr>
-          <w:b/>
-          <w:bCs/>
-        </w:rPr>
-        <w:t xml:space="preserve">Flotte Pro +</w:t>
-      </w:r>
-      <w:r>
-        <w:t xml:space="preserve"> </w:t>
-      </w:r>
-      <w:r>
-        <w:t xml:space="preserve">: −52 à +88 M FCFA/an — le pari de Flotte Pro + se joue sur l’économie d’immobilisation (chaque jour de panne évité supplémentaire vaut 150 M F à l’échelle de la flotte).</w:t>
-      </w:r>
-    </w:p>
-    <w:bookmarkEnd w:id="27"/>
-    <w:bookmarkStart w:id="28" w:name="pourquoi-maintenant"/>
-    <w:p>
-      <w:pPr>
-        <w:pStyle w:val="Heading2"/>
-      </w:pPr>
-      <w:r>
-        <w:t xml:space="preserve">Pourquoi maintenant</w:t>
-      </w:r>
-    </w:p>
-    <w:p>
-      <w:pPr>
-        <w:pStyle w:val="Compact"/>
-        <w:numPr>
-          <w:ilvl w:val="0"/>
-          <w:numId w:val="1005"/>
-        </w:numPr>
-      </w:pPr>
-      <w:r>
-        <w:t xml:space="preserve">Pièces lance le</w:t>
-      </w:r>
-      <w:r>
-        <w:t xml:space="preserve"> </w:t>
-      </w:r>
-      <w:r>
-        <w:rPr>
-          <w:b/>
-          <w:bCs/>
-        </w:rPr>
-        <w:t xml:space="preserve">packaging entreprise</w:t>
-      </w:r>
-      <w:r>
-        <w:t xml:space="preserve"> </w:t>
-      </w:r>
-      <w:r>
-        <w:t xml:space="preserve">au S1 2026. Vous bénéficiez du</w:t>
-      </w:r>
-      <w:r>
-        <w:t xml:space="preserve"> </w:t>
-      </w:r>
-      <w:r>
-        <w:rPr>
-          <w:b/>
-          <w:bCs/>
-        </w:rPr>
-        <w:t xml:space="preserve">statut de partenaire grand compte</w:t>
-      </w:r>
-      <w:r>
-        <w:t xml:space="preserve"> </w:t>
-      </w:r>
-      <w:r>
-        <w:t xml:space="preserve">— accès direct à l’équipe produit, priorisation des features que vous demanderez, conditions de lancement.</w:t>
-      </w:r>
-    </w:p>
-    <w:p>
-      <w:pPr>
-        <w:pStyle w:val="Compact"/>
-        <w:numPr>
-          <w:ilvl w:val="0"/>
-          <w:numId w:val="1005"/>
-        </w:numPr>
-      </w:pPr>
-      <w:r>
-        <w:t xml:space="preserve">La</w:t>
-      </w:r>
-      <w:r>
-        <w:t xml:space="preserve"> </w:t>
-      </w:r>
-      <w:r>
-        <w:rPr>
-          <w:b/>
-          <w:bCs/>
-        </w:rPr>
-        <w:t xml:space="preserve">garantie ROI 3 mois</w:t>
-      </w:r>
-      <w:r>
-        <w:t xml:space="preserve"> </w:t>
-      </w:r>
-      <w:r>
-        <w:t xml:space="preserve">s’applique : si à 3 mois l’économie pièces n’est pas au rendez-vous, Pièces rembourse la dernière mensualité et vous repassez en gratuit. Aucun risque pour tester.</w:t>
-      </w:r>
-    </w:p>
-    <w:p>
-      <w:pPr>
-        <w:pStyle w:val="Compact"/>
-        <w:numPr>
-          <w:ilvl w:val="0"/>
-          <w:numId w:val="1005"/>
-        </w:numPr>
-      </w:pPr>
-      <w:r>
-        <w:t xml:space="preserve">Le marché VTC croît de 25 %/an en Côte d’Ivoire.</w:t>
-      </w:r>
-      <w:r>
-        <w:t xml:space="preserve"> </w:t>
-      </w:r>
-      <w:r>
-        <w:rPr>
-          <w:b/>
-          <w:bCs/>
-        </w:rPr>
-        <w:t xml:space="preserve">Votre coût pièces ne peut pas croître au même rythme.</w:t>
-      </w:r>
-    </w:p>
-    <w:bookmarkEnd w:id="28"/>
-    <w:bookmarkStart w:id="29" w:name="prochaines-étapes"/>
-    <w:p>
-      <w:pPr>
-        <w:pStyle w:val="Heading2"/>
-      </w:pPr>
-      <w:r>
-        <w:t xml:space="preserve">Prochaines étapes</w:t>
-      </w:r>
     </w:p>
     <w:p>
       <w:pPr>
@@ -1168,13 +1038,13 @@
           <w:b/>
           <w:bCs/>
         </w:rPr>
-        <w:t xml:space="preserve">Réunion de cadrage</w:t>
-      </w:r>
-      <w:r>
-        <w:t xml:space="preserve"> </w:t>
-      </w:r>
-      <w:r>
-        <w:t xml:space="preserve">(1 h) — nous présentons l’outil sur 5 véhicules de votre parc, en conditions réelles.</w:t>
+        <w:t xml:space="preserve">Flotte Pro</w:t>
+      </w:r>
+      <w:r>
+        <w:t xml:space="preserve"> </w:t>
+      </w:r>
+      <w:r>
+        <w:t xml:space="preserve">: +248 à +388 M FCFA/an (ROI ×1,8 à ×2,3)</w:t>
       </w:r>
     </w:p>
     <w:p>
@@ -1190,13 +1060,23 @@
           <w:b/>
           <w:bCs/>
         </w:rPr>
-        <w:t xml:space="preserve">Déploiement initial</w:t>
-      </w:r>
-      <w:r>
-        <w:t xml:space="preserve"> </w:t>
-      </w:r>
-      <w:r>
-        <w:t xml:space="preserve">sur 50 à 100 véhicules — toutes les fonctionnalités activées, avec mesure des gains dès le premier mois.</w:t>
+        <w:t xml:space="preserve">Flotte Pro +</w:t>
+      </w:r>
+      <w:r>
+        <w:t xml:space="preserve"> </w:t>
+      </w:r>
+      <w:r>
+        <w:t xml:space="preserve">: −52 à +88 M FCFA/an — le pari de Flotte Pro + se joue sur l'économie d'immobilisation (chaque jour de panne évité supplémentaire vaut 150 M F à l'échelle de la flotte).</w:t>
+      </w:r>
+    </w:p>
+    <w:bookmarkEnd w:id="27"/>
+    <w:bookmarkStart w:id="28" w:name="pourquoi-maintenant"/>
+    <w:p>
+      <w:pPr>
+        <w:pStyle w:val="Heading2"/>
+      </w:pPr>
+      <w:r>
+        <w:t xml:space="preserve">Pourquoi maintenant</w:t>
       </w:r>
     </w:p>
     <w:p>
@@ -1204,21 +1084,43 @@
         <w:pStyle w:val="Compact"/>
         <w:numPr>
           <w:ilvl w:val="0"/>
-          <w:numId w:val="1006"/>
+          <w:numId w:val="1007"/>
         </w:numPr>
       </w:pPr>
       <w:r>
-        <w:rPr>
-          <w:b/>
-          <w:bCs/>
-        </w:rPr>
-        <w:t xml:space="preserve">Bilan du déploiement initial + offre commerciale détaillée</w:t>
-      </w:r>
-      <w:r>
-        <w:t xml:space="preserve"> </w:t>
-      </w:r>
-      <w:r>
-        <w:t xml:space="preserve">— projection chiffrée sur votre parc complet, conditions de contrat, gouvernance opérationnelle.</w:t>
+        <w:t xml:space="preserve">Pièces lance le</w:t>
+      </w:r>
+      <w:r>
+        <w:t xml:space="preserve"> </w:t>
+      </w:r>
+      <w:r>
+        <w:rPr>
+          <w:b/>
+          <w:bCs/>
+        </w:rPr>
+        <w:t xml:space="preserve">packaging entreprise</w:t>
+      </w:r>
+      <w:r>
+        <w:t xml:space="preserve"> </w:t>
+      </w:r>
+      <w:r>
+        <w:t xml:space="preserve">au S1 2026. Vous bénéficiez du</w:t>
+      </w:r>
+      <w:r>
+        <w:t xml:space="preserve"> </w:t>
+      </w:r>
+      <w:r>
+        <w:rPr>
+          <w:b/>
+          <w:bCs/>
+        </w:rPr>
+        <w:t xml:space="preserve">statut de partenaire grand compte</w:t>
+      </w:r>
+      <w:r>
+        <w:t xml:space="preserve"> </w:t>
+      </w:r>
+      <w:r>
+        <w:t xml:space="preserve">— accès direct à l'équipe produit, priorisation des features que vous demanderez, conditions de lancement.</w:t>
       </w:r>
     </w:p>
     <w:p>
@@ -1226,10 +1128,136 @@
         <w:pStyle w:val="Compact"/>
         <w:numPr>
           <w:ilvl w:val="0"/>
-          <w:numId w:val="1006"/>
+          <w:numId w:val="1007"/>
         </w:numPr>
       </w:pPr>
       <w:r>
+        <w:t xml:space="preserve">La</w:t>
+      </w:r>
+      <w:r>
+        <w:t xml:space="preserve"> </w:t>
+      </w:r>
+      <w:r>
+        <w:rPr>
+          <w:b/>
+          <w:bCs/>
+        </w:rPr>
+        <w:t xml:space="preserve">garantie ROI 3 mois</w:t>
+      </w:r>
+      <w:r>
+        <w:t xml:space="preserve"> </w:t>
+      </w:r>
+      <w:r>
+        <w:t xml:space="preserve">s'applique : si à 3 mois l'économie pièces n'est pas au rendez-vous, Pièces rembourse la dernière mensualité et vous repassez en gratuit. Aucun risque pour tester.</w:t>
+      </w:r>
+    </w:p>
+    <w:p>
+      <w:pPr>
+        <w:pStyle w:val="Compact"/>
+        <w:numPr>
+          <w:ilvl w:val="0"/>
+          <w:numId w:val="1007"/>
+        </w:numPr>
+      </w:pPr>
+      <w:r>
+        <w:t xml:space="preserve">Le marché VTC croît de 25 %/an en Côte d'Ivoire.</w:t>
+      </w:r>
+      <w:r>
+        <w:t xml:space="preserve"> </w:t>
+      </w:r>
+      <w:r>
+        <w:rPr>
+          <w:b/>
+          <w:bCs/>
+        </w:rPr>
+        <w:t xml:space="preserve">Votre coût pièces ne peut pas croître au même rythme.</w:t>
+      </w:r>
+    </w:p>
+    <w:bookmarkEnd w:id="28"/>
+    <w:bookmarkStart w:id="29" w:name="prochaines-étapes"/>
+    <w:p>
+      <w:pPr>
+        <w:pStyle w:val="Heading2"/>
+      </w:pPr>
+      <w:r>
+        <w:t xml:space="preserve">Prochaines étapes</w:t>
+      </w:r>
+    </w:p>
+    <w:p>
+      <w:pPr>
+        <w:pStyle w:val="Compact"/>
+        <w:numPr>
+          <w:ilvl w:val="0"/>
+          <w:numId w:val="1008"/>
+        </w:numPr>
+      </w:pPr>
+      <w:r>
+        <w:rPr>
+          <w:b/>
+          <w:bCs/>
+        </w:rPr>
+        <w:t xml:space="preserve">Réunion de cadrage</w:t>
+      </w:r>
+      <w:r>
+        <w:t xml:space="preserve"> </w:t>
+      </w:r>
+      <w:r>
+        <w:t xml:space="preserve">(1 h) — nous présentons l'outil sur 5 véhicules de votre parc, en conditions réelles.</w:t>
+      </w:r>
+    </w:p>
+    <w:p>
+      <w:pPr>
+        <w:pStyle w:val="Compact"/>
+        <w:numPr>
+          <w:ilvl w:val="0"/>
+          <w:numId w:val="1008"/>
+        </w:numPr>
+      </w:pPr>
+      <w:r>
+        <w:rPr>
+          <w:b/>
+          <w:bCs/>
+        </w:rPr>
+        <w:t xml:space="preserve">Déploiement initial</w:t>
+      </w:r>
+      <w:r>
+        <w:t xml:space="preserve"> </w:t>
+      </w:r>
+      <w:r>
+        <w:t xml:space="preserve">sur 50 à 100 véhicules — toutes les fonctionnalités activées, avec mesure des gains dès le premier mois.</w:t>
+      </w:r>
+    </w:p>
+    <w:p>
+      <w:pPr>
+        <w:pStyle w:val="Compact"/>
+        <w:numPr>
+          <w:ilvl w:val="0"/>
+          <w:numId w:val="1008"/>
+        </w:numPr>
+      </w:pPr>
+      <w:r>
+        <w:rPr>
+          <w:b/>
+          <w:bCs/>
+        </w:rPr>
+        <w:t xml:space="preserve">Bilan du déploiement initial + offre commerciale détaillée</w:t>
+      </w:r>
+      <w:r>
+        <w:t xml:space="preserve"> </w:t>
+      </w:r>
+      <w:r>
+        <w:t xml:space="preserve">— projection chiffrée sur votre parc complet, conditions de contrat, gouvernance opérationnelle.</w:t>
+      </w:r>
+    </w:p>
+    <w:p>
+      <w:pPr>
+        <w:pStyle w:val="Compact"/>
+        <w:numPr>
+          <w:ilvl w:val="0"/>
+          <w:numId w:val="1008"/>
+        </w:numPr>
+      </w:pPr>
+      <w:r>
         <w:rPr>
           <w:b/>
           <w:bCs/>
@@ -1244,7 +1272,7 @@
       </w:r>
     </w:p>
     <w:bookmarkEnd w:id="29"/>
-    <w:bookmarkStart w:id="30" w:name="contact"/>
+    <w:bookmarkStart w:id="31" w:name="contact"/>
     <w:p>
       <w:pPr>
         <w:pStyle w:val="Heading2"/>
@@ -1273,9 +1301,14 @@
       <w:r>
         <w:t xml:space="preserve"> </w:t>
       </w:r>
-      <w:r>
-        <w:t xml:space="preserve">fernando.kouame@gmail.com</w:t>
-      </w:r>
+      <w:hyperlink r:id="rId30">
+        <w:r>
+          <w:rPr>
+            <w:rStyle w:val="Hyperlink"/>
+          </w:rPr>
+          <w:t xml:space="preserve">fernando.kouame@gmail.com</w:t>
+        </w:r>
+      </w:hyperlink>
     </w:p>
     <w:p>
       <w:pPr>
@@ -1286,11 +1319,11 @@
           <w:i/>
           <w:iCs/>
         </w:rPr>
-        <w:t xml:space="preserve">Ce document est confidentiel et destiné exclusivement à [Nom de l’entreprise VTC]. Les projections sont indicatives et fondées sur des hypothèses prudentes d’usage VTC heavy-use ; l’offre commerciale finale sera adaptée après audit du parc.</w:t>
-      </w:r>
-    </w:p>
-    <w:bookmarkEnd w:id="30"/>
+        <w:t xml:space="preserve">Ce document est confidentiel et destiné exclusivement à [Nom de l'entreprise VTC]. Les projections sont indicatives et fondées sur des hypothèses prudentes d'usage VTC heavy-use ; l'offre commerciale finale sera adaptée après audit du parc.</w:t>
+      </w:r>
+    </w:p>
     <w:bookmarkEnd w:id="31"/>
+    <w:bookmarkEnd w:id="32"/>
     <w:sectPr/>
   </w:body>
 </w:document>
@@ -1604,6 +1637,12 @@
     <w:abstractNumId w:val="991"/>
   </w:num>
   <w:num w:numId="1006">
+    <w:abstractNumId w:val="991"/>
+  </w:num>
+  <w:num w:numId="1007">
+    <w:abstractNumId w:val="991"/>
+  </w:num>
+  <w:num w:numId="1008">
     <w:abstractNumId w:val="99411"/>
     <w:lvlOverride w:ilvl="0">
       <w:startOverride w:val="1"/>
